--- a/assets/docs/lop5/Am nhac - Lop 5.docx
+++ b/assets/docs/lop5/Am nhac - Lop 5.docx
@@ -1143,6 +1143,19 @@
                 <w:sz w:val="18"/>
               </w:rPr>
               <w:t>NLS-ST: nghe mẫu âm thanh/video biểu diễn; ghi âm/nghe lại sản phẩm học tập khi phù hợp.</w:t>
+            </w:r>
+          </w:p>
+          <w:p>
+            <w:pPr>
+              <w:spacing w:after="0"/>
+            </w:pPr>
+            <w:r>
+              <w:rPr>
+                <w:b w:val="0"/>
+                <w:i w:val="0"/>
+                <w:sz w:val="18"/>
+              </w:rPr>
+              <w:t>QPAN: Chọn bài hát ca ngợi quê hương, đất nước, hoà bình; liên hệ chủ quyền, quyền chủ quyền biển, đảo Việt Nam và gương dũng cảm cứu hộ, cứu nạn của cán bộ, chiến sĩ.</w:t>
             </w:r>
           </w:p>
         </w:tc>

--- a/assets/docs/lop5/Am nhac - Lop 5.docx
+++ b/assets/docs/lop5/Am nhac - Lop 5.docx
@@ -910,6 +910,33 @@
                 <w:i w:val="0"/>
                 <w:sz w:val="18"/>
               </w:rPr>
+              <w:t>NLS-KT (Cơ bản 2): GV dùng đàn phím điện tử hoặc phần mềm đàn phím lấy cao độ chuẩn cho “Bài số 1”: nghe mẫu từng nốt</w:t>
+            </w:r>
+          </w:p>
+          <w:p>
+            <w:pPr>
+              <w:spacing w:after="0"/>
+            </w:pPr>
+            <w:r>
+              <w:rPr>
+                <w:b w:val="0"/>
+                <w:i w:val="0"/>
+                <w:sz w:val="18"/>
+              </w:rPr>
+              <w:t>NLS-GQVĐ (Cơ bản 2): HS luyện “Bài số 1” bằng phần mềm đọc nhạc có chấm ngay: máy phát nốt, HS đọc lại, máy báo đúng hay còn cao hơn, thấp hơn</w:t>
+            </w:r>
+          </w:p>
+          <w:p>
+            <w:pPr>
+              <w:spacing w:after="0"/>
+            </w:pPr>
+            <w:r>
+              <w:rPr>
+                <w:b w:val="0"/>
+                <w:i w:val="0"/>
+                <w:sz w:val="18"/>
+              </w:rPr>
+              <w:t>NLS-AT: Chỉ mở phần mềm đàn phím và phần mềm đọc nhạc GV đã chỉ định</w:t>
             </w:r>
           </w:p>
         </w:tc>

--- a/assets/docs/lop5/Am nhac - Lop 5.docx
+++ b/assets/docs/lop5/Am nhac - Lop 5.docx
@@ -624,7 +624,7 @@
                 <w:i w:val="0"/>
                 <w:sz w:val="18"/>
               </w:rPr>
-              <w:t>NLS-KT (Cơ bản 2): GV mở bản thu mẫu “Chim sơn ca” trên tivi, HS nghe trọn bài rồi nghe từng câu và hát theo, xin mở lại câu còn chênh</w:t>
+              <w:t>NLS-KT (Cơ bản 2): GV mở bản thu mẫu bài hát “Chim sơn ca” trên tivi của lớp, cho HS nghe trọn bài để nắm giai điệu vui tươi</w:t>
             </w:r>
           </w:p>
           <w:p>
@@ -637,7 +637,7 @@
                 <w:i w:val="0"/>
                 <w:sz w:val="18"/>
               </w:rPr>
-              <w:t>NLS-ST (Cơ bản 2): Mỗi tổ dùng điện thoại GV thu âm một lượt hát vỗ tay theo phách, nghe lại trên loa, tự sửa rồi thu lần hai</w:t>
+              <w:t>NLS-ST (Cơ bản 2): Sau khi hát cả bài kết hợp vỗ tay theo phách, mỗi tổ dùng điện thoại GV thu âm một lượt trình bày</w:t>
             </w:r>
           </w:p>
           <w:p>
@@ -650,7 +650,7 @@
                 <w:i w:val="0"/>
                 <w:sz w:val="18"/>
               </w:rPr>
-              <w:t>NLS-AT: Bản thu lấy từ học liệu bộ sách; bản thu của tổ chỉ dùng trong giờ.</w:t>
+              <w:t>NLS-AT: Chỉ lấy bản thu từ học liệu của bộ sách hoặc kênh chính thức của nhà xuất bản</w:t>
             </w:r>
           </w:p>
         </w:tc>
@@ -767,33 +767,6 @@
                 <w:i w:val="0"/>
                 <w:sz w:val="18"/>
               </w:rPr>
-              <w:t>NLS-KT (Cơ bản 2): GV chiếu bản nhạc “Chim sơn ca”, tô sáng vạch nhịp, ô nhịp, phách mạnh, nhẹ khi bản thu phát; HS tự chỉ vạch nhịp trên SGK</w:t>
-            </w:r>
-          </w:p>
-          <w:p>
-            <w:pPr>
-              <w:spacing w:after="0"/>
-            </w:pPr>
-            <w:r>
-              <w:rPr>
-                <w:b w:val="0"/>
-                <w:i w:val="0"/>
-                <w:sz w:val="18"/>
-              </w:rPr>
-              <w:t>NLS-GQVĐ (Cơ bản 2): HS làm bài tương tác trên máy GV: nghe tiết tấu rồi chọn phách mạnh, nhẹ; kéo vạch nhịp chia câu nhạc; máy báo sai thì làm lại</w:t>
-            </w:r>
-          </w:p>
-          <w:p>
-            <w:pPr>
-              <w:spacing w:after="0"/>
-            </w:pPr>
-            <w:r>
-              <w:rPr>
-                <w:b w:val="0"/>
-                <w:i w:val="0"/>
-                <w:sz w:val="18"/>
-              </w:rPr>
-              <w:t>NLS-AT: Chỉ mở học liệu GV chuẩn bị; làm hết bài mới xem đáp án.</w:t>
             </w:r>
           </w:p>
         </w:tc>
@@ -910,33 +883,6 @@
                 <w:i w:val="0"/>
                 <w:sz w:val="18"/>
               </w:rPr>
-              <w:t>NLS-KT (Cơ bản 2): GV dùng đàn phím điện tử hoặc phần mềm đàn phím lấy cao độ chuẩn cho “Bài số 1”: nghe mẫu từng nốt</w:t>
-            </w:r>
-          </w:p>
-          <w:p>
-            <w:pPr>
-              <w:spacing w:after="0"/>
-            </w:pPr>
-            <w:r>
-              <w:rPr>
-                <w:b w:val="0"/>
-                <w:i w:val="0"/>
-                <w:sz w:val="18"/>
-              </w:rPr>
-              <w:t>NLS-GQVĐ (Cơ bản 2): HS luyện “Bài số 1” bằng phần mềm đọc nhạc có chấm ngay: máy phát nốt, HS đọc lại, máy báo đúng hay còn cao hơn, thấp hơn</w:t>
-            </w:r>
-          </w:p>
-          <w:p>
-            <w:pPr>
-              <w:spacing w:after="0"/>
-            </w:pPr>
-            <w:r>
-              <w:rPr>
-                <w:b w:val="0"/>
-                <w:i w:val="0"/>
-                <w:sz w:val="18"/>
-              </w:rPr>
-              <w:t>NLS-AT: Chỉ mở phần mềm đàn phím và phần mềm đọc nhạc GV đã chỉ định</w:t>
             </w:r>
           </w:p>
         </w:tc>
@@ -1169,7 +1115,33 @@
                 <w:i w:val="0"/>
                 <w:sz w:val="18"/>
               </w:rPr>
-              <w:t>NLS-ST: nghe mẫu âm thanh/video biểu diễn; ghi âm/nghe lại sản phẩm học tập khi phù hợp.</w:t>
+              <w:t>NLS-KT (Cơ bản 2): GV mở bản thu mẫu bài “Lí đất giồng” từ học liệu điện tử của bộ sách, chỉ cho HS dòng ghi tác giả “Dân ca Nam Bộ”</w:t>
+            </w:r>
+          </w:p>
+          <w:p>
+            <w:pPr>
+              <w:spacing w:after="0"/>
+            </w:pPr>
+            <w:r>
+              <w:rPr>
+                <w:b w:val="0"/>
+                <w:i w:val="0"/>
+                <w:sz w:val="18"/>
+              </w:rPr>
+              <w:t>NLS-ST (Cơ bản 2): Tập xong, mỗi tổ tự thu âm phần trình bày bài “Lí đất giồng” bằng điện thoại hoặc máy tính của lớp</w:t>
+            </w:r>
+          </w:p>
+          <w:p>
+            <w:pPr>
+              <w:spacing w:after="0"/>
+            </w:pPr>
+            <w:r>
+              <w:rPr>
+                <w:b w:val="0"/>
+                <w:i w:val="0"/>
+                <w:sz w:val="18"/>
+              </w:rPr>
+              <w:t>NLS-AT: Chỉ lấy bản thu từ học liệu của bộ sách hoặc kênh chính thức của nhà xuất bản</w:t>
             </w:r>
           </w:p>
           <w:p>
@@ -1647,7 +1619,6 @@
                 <w:i w:val="0"/>
                 <w:sz w:val="18"/>
               </w:rPr>
-              <w:t>NLS-ST: nghe mẫu âm thanh/video biểu diễn; ghi âm/nghe lại sản phẩm học tập khi phù hợp.</w:t>
             </w:r>
           </w:p>
         </w:tc>
@@ -1764,6 +1735,33 @@
                 <w:i w:val="0"/>
                 <w:sz w:val="18"/>
               </w:rPr>
+              <w:t>NLS-KT (Cơ bản 2): GV mở bản thu mẫu bài “Bay vào tương lai” từ học liệu điện tử của bộ sách</w:t>
+            </w:r>
+          </w:p>
+          <w:p>
+            <w:pPr>
+              <w:spacing w:after="0"/>
+            </w:pPr>
+            <w:r>
+              <w:rPr>
+                <w:b w:val="0"/>
+                <w:i w:val="0"/>
+                <w:sz w:val="18"/>
+              </w:rPr>
+              <w:t>NLS-ST (Cơ bản 2): Tập xong, mỗi tổ tự thu âm phần trình bày bài “Bay vào tương lai” bằng điện thoại hoặc máy tính của lớp</w:t>
+            </w:r>
+          </w:p>
+          <w:p>
+            <w:pPr>
+              <w:spacing w:after="0"/>
+            </w:pPr>
+            <w:r>
+              <w:rPr>
+                <w:b w:val="0"/>
+                <w:i w:val="0"/>
+                <w:sz w:val="18"/>
+              </w:rPr>
+              <w:t>NLS-AT: Chỉ lấy bản thu từ học liệu của bộ sách hoặc kênh chính thức của nhà xuất bản</w:t>
             </w:r>
           </w:p>
         </w:tc>
@@ -2112,7 +2110,6 @@
                 <w:i w:val="0"/>
                 <w:sz w:val="18"/>
               </w:rPr>
-              <w:t>NLS-ST: nghe mẫu âm thanh/video biểu diễn; ghi âm/nghe lại sản phẩm học tập khi phù hợp.</w:t>
             </w:r>
           </w:p>
         </w:tc>
@@ -2229,6 +2226,33 @@
                 <w:i w:val="0"/>
                 <w:sz w:val="18"/>
               </w:rPr>
+              <w:t>NLS-KT (Cơ bản 2): GV mở bản thu mẫu bài “Duyên dáng mùa xuân” từ học liệu điện tử của bộ sách</w:t>
+            </w:r>
+          </w:p>
+          <w:p>
+            <w:pPr>
+              <w:spacing w:after="0"/>
+            </w:pPr>
+            <w:r>
+              <w:rPr>
+                <w:b w:val="0"/>
+                <w:i w:val="0"/>
+                <w:sz w:val="18"/>
+              </w:rPr>
+              <w:t>NLS-ST (Cơ bản 2): Tập xong, mỗi tổ tự thu âm phần trình bày bài “Duyên dáng mùa xuân” bằng điện thoại hoặc máy tính của lớp</w:t>
+            </w:r>
+          </w:p>
+          <w:p>
+            <w:pPr>
+              <w:spacing w:after="0"/>
+            </w:pPr>
+            <w:r>
+              <w:rPr>
+                <w:b w:val="0"/>
+                <w:i w:val="0"/>
+                <w:sz w:val="18"/>
+              </w:rPr>
+              <w:t>NLS-AT: Chỉ lấy bản thu từ học liệu của bộ sách hoặc kênh chính thức của nhà xuất bản</w:t>
             </w:r>
           </w:p>
         </w:tc>
@@ -2833,7 +2857,33 @@
                 <w:i w:val="0"/>
                 <w:sz w:val="18"/>
               </w:rPr>
-              <w:t>NLS-ST: nghe mẫu âm thanh/video biểu diễn; ghi âm/nghe lại sản phẩm học tập khi phù hợp.</w:t>
+              <w:t>NLS-KT (Cơ bản 2): GV mở bản thu mẫu bài “Em đi giữa biển vàng” từ học liệu điện tử của bộ sách</w:t>
+            </w:r>
+          </w:p>
+          <w:p>
+            <w:pPr>
+              <w:spacing w:after="0"/>
+            </w:pPr>
+            <w:r>
+              <w:rPr>
+                <w:b w:val="0"/>
+                <w:i w:val="0"/>
+                <w:sz w:val="18"/>
+              </w:rPr>
+              <w:t>NLS-ST (Cơ bản 2): Tập xong, mỗi tổ tự thu âm phần trình bày bài “Em đi giữa biển vàng” bằng điện thoại hoặc máy tính của lớp</w:t>
+            </w:r>
+          </w:p>
+          <w:p>
+            <w:pPr>
+              <w:spacing w:after="0"/>
+            </w:pPr>
+            <w:r>
+              <w:rPr>
+                <w:b w:val="0"/>
+                <w:i w:val="0"/>
+                <w:sz w:val="18"/>
+              </w:rPr>
+              <w:t>NLS-AT: Chỉ lấy bản thu từ học liệu của bộ sách hoặc kênh chính thức của nhà xuất bản</w:t>
             </w:r>
           </w:p>
         </w:tc>
@@ -3298,7 +3348,33 @@
                 <w:i w:val="0"/>
                 <w:sz w:val="18"/>
               </w:rPr>
-              <w:t>NLS-ST: nghe mẫu âm thanh/video biểu diễn; ghi âm/nghe lại sản phẩm học tập khi phù hợp.</w:t>
+              <w:t>NLS-KT (Cơ bản 2): GV mở bản thu mẫu bài “Tuổi hồng ơi” từ học liệu điện tử của bộ sách</w:t>
+            </w:r>
+          </w:p>
+          <w:p>
+            <w:pPr>
+              <w:spacing w:after="0"/>
+            </w:pPr>
+            <w:r>
+              <w:rPr>
+                <w:b w:val="0"/>
+                <w:i w:val="0"/>
+                <w:sz w:val="18"/>
+              </w:rPr>
+              <w:t>NLS-ST (Cơ bản 2): Tập xong, mỗi tổ tự thu âm phần trình bày bài “Tuổi hồng ơi” bằng điện thoại hoặc máy tính của lớp</w:t>
+            </w:r>
+          </w:p>
+          <w:p>
+            <w:pPr>
+              <w:spacing w:after="0"/>
+            </w:pPr>
+            <w:r>
+              <w:rPr>
+                <w:b w:val="0"/>
+                <w:i w:val="0"/>
+                <w:sz w:val="18"/>
+              </w:rPr>
+              <w:t>NLS-AT: Chỉ lấy bản thu từ học liệu của bộ sách hoặc kênh chính thức của nhà xuất bản</w:t>
             </w:r>
           </w:p>
         </w:tc>
@@ -3879,7 +3955,33 @@
                 <w:i w:val="0"/>
                 <w:sz w:val="18"/>
               </w:rPr>
-              <w:t>NLS-ST: nghe mẫu âm thanh/video biểu diễn; ghi âm/nghe lại sản phẩm học tập khi phù hợp.</w:t>
+              <w:t>NLS-KT (Cơ bản 2): GV mở bản thu mẫu bài “Đất nước tươi đẹp sao” từ học liệu điện tử của bộ sách, chỉ cho HS dòng ghi tác giả “Nhạc Ma-lai-xi-a”</w:t>
+            </w:r>
+          </w:p>
+          <w:p>
+            <w:pPr>
+              <w:spacing w:after="0"/>
+            </w:pPr>
+            <w:r>
+              <w:rPr>
+                <w:b w:val="0"/>
+                <w:i w:val="0"/>
+                <w:sz w:val="18"/>
+              </w:rPr>
+              <w:t>NLS-ST (Cơ bản 2): Tập xong, mỗi tổ tự thu âm phần trình bày bài “Đất nước tươi đẹp sao” bằng điện thoại hoặc máy tính của lớp</w:t>
+            </w:r>
+          </w:p>
+          <w:p>
+            <w:pPr>
+              <w:spacing w:after="0"/>
+            </w:pPr>
+            <w:r>
+              <w:rPr>
+                <w:b w:val="0"/>
+                <w:i w:val="0"/>
+                <w:sz w:val="18"/>
+              </w:rPr>
+              <w:t>NLS-AT: Chỉ lấy bản thu từ học liệu của bộ sách hoặc kênh chính thức của nhà xuất bản</w:t>
             </w:r>
           </w:p>
         </w:tc>
@@ -4228,7 +4330,6 @@
                 <w:i w:val="0"/>
                 <w:sz w:val="18"/>
               </w:rPr>
-              <w:t>NLS-ST: nghe mẫu âm thanh/video biểu diễn; ghi âm/nghe lại sản phẩm học tập khi phù hợp.</w:t>
             </w:r>
           </w:p>
         </w:tc>
@@ -4345,6 +4446,33 @@
                 <w:i w:val="0"/>
                 <w:sz w:val="18"/>
               </w:rPr>
+              <w:t>NLS-KT (Cơ bản 2): GV mở bản thu mẫu bài “Khúc ca hè về” từ học liệu điện tử của bộ sách</w:t>
+            </w:r>
+          </w:p>
+          <w:p>
+            <w:pPr>
+              <w:spacing w:after="0"/>
+            </w:pPr>
+            <w:r>
+              <w:rPr>
+                <w:b w:val="0"/>
+                <w:i w:val="0"/>
+                <w:sz w:val="18"/>
+              </w:rPr>
+              <w:t>NLS-ST (Cơ bản 2): Tập xong, mỗi tổ tự thu âm phần trình bày bài “Khúc ca hè về” bằng điện thoại hoặc máy tính của lớp</w:t>
+            </w:r>
+          </w:p>
+          <w:p>
+            <w:pPr>
+              <w:spacing w:after="0"/>
+            </w:pPr>
+            <w:r>
+              <w:rPr>
+                <w:b w:val="0"/>
+                <w:i w:val="0"/>
+                <w:sz w:val="18"/>
+              </w:rPr>
+              <w:t>NLS-AT: Chỉ lấy bản thu từ học liệu của bộ sách hoặc kênh chính thức của nhà xuất bản</w:t>
             </w:r>
           </w:p>
         </w:tc>

--- a/assets/docs/lop5/Am nhac - Lop 5.docx
+++ b/assets/docs/lop5/Am nhac - Lop 5.docx
@@ -999,6 +999,33 @@
                 <w:i w:val="0"/>
                 <w:sz w:val="18"/>
               </w:rPr>
+              <w:t>NLS-ST (Cơ bản 2): Ở tiết nhạc cụ và Vận dụng – Sáng tạo tổng kết chủ đề “Khúc ca ngày mới”</w:t>
+            </w:r>
+          </w:p>
+          <w:p>
+            <w:pPr>
+              <w:spacing w:after="0"/>
+            </w:pPr>
+            <w:r>
+              <w:rPr>
+                <w:b w:val="0"/>
+                <w:i w:val="0"/>
+                <w:sz w:val="18"/>
+              </w:rPr>
+              <w:t>NLS-GT (Cơ bản 2): Cả lớp nghe lại bản quay và nhận xét theo tiêu chí chiếu sẵn: gõ đúng mẫu tiết tấu, đều phách, hoà với giọng hát</w:t>
+            </w:r>
+          </w:p>
+          <w:p>
+            <w:pPr>
+              <w:spacing w:after="0"/>
+            </w:pPr>
+            <w:r>
+              <w:rPr>
+                <w:b w:val="0"/>
+                <w:i w:val="0"/>
+                <w:sz w:val="18"/>
+              </w:rPr>
+              <w:t>NLS-AT: GV hỏi ý kiến HS trước khi quay, bản quay chỉ mở trong lớp rồi xoá</w:t>
             </w:r>
           </w:p>
         </w:tc>
@@ -1503,6 +1530,33 @@
                 <w:i w:val="0"/>
                 <w:sz w:val="18"/>
               </w:rPr>
+              <w:t>NLS-KT (Cơ bản 2): Ở tiết tổng kết chủ đề “Giai điệu quê hương”, GV mở bản thu bài Lí đất giồng cùng một vài điệu lí khác của Nam Bộ</w:t>
+            </w:r>
+          </w:p>
+          <w:p>
+            <w:pPr>
+              <w:spacing w:after="0"/>
+            </w:pPr>
+            <w:r>
+              <w:rPr>
+                <w:b w:val="0"/>
+                <w:i w:val="0"/>
+                <w:sz w:val="18"/>
+              </w:rPr>
+              <w:t>NLS-ST (Cơ bản 2): Các nhóm dàn dựng tiết mục hát kết hợp gõ đệm và vận động</w:t>
+            </w:r>
+          </w:p>
+          <w:p>
+            <w:pPr>
+              <w:spacing w:after="0"/>
+            </w:pPr>
+            <w:r>
+              <w:rPr>
+                <w:b w:val="0"/>
+                <w:i w:val="0"/>
+                <w:sz w:val="18"/>
+              </w:rPr>
+              <w:t>NLS-AT: GV hỏi ý kiến HS trước khi quay, bản quay chỉ mở trong lớp rồi xoá</w:t>
             </w:r>
           </w:p>
         </w:tc>
@@ -2110,6 +2164,33 @@
                 <w:i w:val="0"/>
                 <w:sz w:val="18"/>
               </w:rPr>
+              <w:t>NLS-KT (Cơ bản 2): Ở tiết tổng kết chủ đề “Bay vào tương lai”, GV mở bản thu các bài đã học và chiếu mẫu tiết tấu nhịp hai bốn phóng to</w:t>
+            </w:r>
+          </w:p>
+          <w:p>
+            <w:pPr>
+              <w:spacing w:after="0"/>
+            </w:pPr>
+            <w:r>
+              <w:rPr>
+                <w:b w:val="0"/>
+                <w:i w:val="0"/>
+                <w:sz w:val="18"/>
+              </w:rPr>
+              <w:t>NLS-ST (Cơ bản 2): Các nhóm dàn dựng tiết mục hát kết hợp gõ đệm; GV quay lại rồi chiếu chậm đoạn gõ để mỗi nhóm nhìn thấy tay mình vào phách</w:t>
+            </w:r>
+          </w:p>
+          <w:p>
+            <w:pPr>
+              <w:spacing w:after="0"/>
+            </w:pPr>
+            <w:r>
+              <w:rPr>
+                <w:b w:val="0"/>
+                <w:i w:val="0"/>
+                <w:sz w:val="18"/>
+              </w:rPr>
+              <w:t>NLS-AT: GV hỏi ý kiến HS trước khi quay, bản quay chỉ mở trong lớp rồi xoá</w:t>
             </w:r>
           </w:p>
         </w:tc>

--- a/assets/docs/lop5/Am nhac - Lop 5.docx
+++ b/assets/docs/lop5/Am nhac - Lop 5.docx
@@ -624,33 +624,7 @@
                 <w:i w:val="0"/>
                 <w:sz w:val="18"/>
               </w:rPr>
-              <w:t>NLS-KT (Cơ bản 2): GV mở bản thu mẫu bài hát “Chim sơn ca” trên tivi của lớp, cho HS nghe trọn bài để nắm giai điệu vui tươi</w:t>
-            </w:r>
-          </w:p>
-          <w:p>
-            <w:pPr>
-              <w:spacing w:after="0"/>
-            </w:pPr>
-            <w:r>
-              <w:rPr>
-                <w:b w:val="0"/>
-                <w:i w:val="0"/>
-                <w:sz w:val="18"/>
-              </w:rPr>
-              <w:t>NLS-ST (Cơ bản 2): Sau khi hát cả bài kết hợp vỗ tay theo phách, mỗi tổ dùng điện thoại GV thu âm một lượt trình bày</w:t>
-            </w:r>
-          </w:p>
-          <w:p>
-            <w:pPr>
-              <w:spacing w:after="0"/>
-            </w:pPr>
-            <w:r>
-              <w:rPr>
-                <w:b w:val="0"/>
-                <w:i w:val="0"/>
-                <w:sz w:val="18"/>
-              </w:rPr>
-              <w:t>NLS-AT: Chỉ lấy bản thu từ học liệu của bộ sách hoặc kênh chính thức của nhà xuất bản</w:t>
+              <w:t>NLS-KT (Cơ bản 2): Mở bản thu mẫu bài hát “Chim sơn ca” trên tivi của lớp, cho HS nghe trọn bài.</w:t>
             </w:r>
           </w:p>
         </w:tc>
@@ -999,33 +973,7 @@
                 <w:i w:val="0"/>
                 <w:sz w:val="18"/>
               </w:rPr>
-              <w:t>NLS-ST (Cơ bản 2): Ở tiết nhạc cụ và Vận dụng – Sáng tạo tổng kết chủ đề “Khúc ca ngày mới”</w:t>
-            </w:r>
-          </w:p>
-          <w:p>
-            <w:pPr>
-              <w:spacing w:after="0"/>
-            </w:pPr>
-            <w:r>
-              <w:rPr>
-                <w:b w:val="0"/>
-                <w:i w:val="0"/>
-                <w:sz w:val="18"/>
-              </w:rPr>
-              <w:t>NLS-GT (Cơ bản 2): Cả lớp nghe lại bản quay và nhận xét theo tiêu chí chiếu sẵn: gõ đúng mẫu tiết tấu, đều phách, hoà với giọng hát</w:t>
-            </w:r>
-          </w:p>
-          <w:p>
-            <w:pPr>
-              <w:spacing w:after="0"/>
-            </w:pPr>
-            <w:r>
-              <w:rPr>
-                <w:b w:val="0"/>
-                <w:i w:val="0"/>
-                <w:sz w:val="18"/>
-              </w:rPr>
-              <w:t>NLS-AT: GV hỏi ý kiến HS trước khi quay, bản quay chỉ mở trong lớp rồi xoá</w:t>
+              <w:t>NLS-ST (Cơ bản 2): Ở tiết nhạc cụ và Vận dụng.</w:t>
             </w:r>
           </w:p>
         </w:tc>
@@ -1142,33 +1090,7 @@
                 <w:i w:val="0"/>
                 <w:sz w:val="18"/>
               </w:rPr>
-              <w:t>NLS-KT (Cơ bản 2): GV mở bản thu mẫu bài “Lí đất giồng” từ học liệu điện tử của bộ sách, chỉ cho HS dòng ghi tác giả “Dân ca Nam Bộ”</w:t>
-            </w:r>
-          </w:p>
-          <w:p>
-            <w:pPr>
-              <w:spacing w:after="0"/>
-            </w:pPr>
-            <w:r>
-              <w:rPr>
-                <w:b w:val="0"/>
-                <w:i w:val="0"/>
-                <w:sz w:val="18"/>
-              </w:rPr>
-              <w:t>NLS-ST (Cơ bản 2): Tập xong, mỗi tổ tự thu âm phần trình bày bài “Lí đất giồng” bằng điện thoại hoặc máy tính của lớp</w:t>
-            </w:r>
-          </w:p>
-          <w:p>
-            <w:pPr>
-              <w:spacing w:after="0"/>
-            </w:pPr>
-            <w:r>
-              <w:rPr>
-                <w:b w:val="0"/>
-                <w:i w:val="0"/>
-                <w:sz w:val="18"/>
-              </w:rPr>
-              <w:t>NLS-AT: Chỉ lấy bản thu từ học liệu của bộ sách hoặc kênh chính thức của nhà xuất bản</w:t>
+              <w:t>NLS-KT (Cơ bản 2): Mở bản thu mẫu bài “Lí đất giồng” từ học liệu điện tử của bộ sách, chỉ cho HS dòng ghi tác.</w:t>
             </w:r>
           </w:p>
           <w:p>
@@ -1530,33 +1452,7 @@
                 <w:i w:val="0"/>
                 <w:sz w:val="18"/>
               </w:rPr>
-              <w:t>NLS-KT (Cơ bản 2): Ở tiết tổng kết chủ đề “Giai điệu quê hương”, GV mở bản thu bài Lí đất giồng cùng một vài điệu lí khác của Nam Bộ</w:t>
-            </w:r>
-          </w:p>
-          <w:p>
-            <w:pPr>
-              <w:spacing w:after="0"/>
-            </w:pPr>
-            <w:r>
-              <w:rPr>
-                <w:b w:val="0"/>
-                <w:i w:val="0"/>
-                <w:sz w:val="18"/>
-              </w:rPr>
-              <w:t>NLS-ST (Cơ bản 2): Các nhóm dàn dựng tiết mục hát kết hợp gõ đệm và vận động</w:t>
-            </w:r>
-          </w:p>
-          <w:p>
-            <w:pPr>
-              <w:spacing w:after="0"/>
-            </w:pPr>
-            <w:r>
-              <w:rPr>
-                <w:b w:val="0"/>
-                <w:i w:val="0"/>
-                <w:sz w:val="18"/>
-              </w:rPr>
-              <w:t>NLS-AT: GV hỏi ý kiến HS trước khi quay, bản quay chỉ mở trong lớp rồi xoá</w:t>
+              <w:t>NLS-ST (Cơ bản 2): Các nhóm dàn dựng tiết mục hát kết hợp gõ đệm và vận động; GV quay lại.</w:t>
             </w:r>
           </w:p>
         </w:tc>
@@ -1789,33 +1685,7 @@
                 <w:i w:val="0"/>
                 <w:sz w:val="18"/>
               </w:rPr>
-              <w:t>NLS-KT (Cơ bản 2): GV mở bản thu mẫu bài “Bay vào tương lai” từ học liệu điện tử của bộ sách</w:t>
-            </w:r>
-          </w:p>
-          <w:p>
-            <w:pPr>
-              <w:spacing w:after="0"/>
-            </w:pPr>
-            <w:r>
-              <w:rPr>
-                <w:b w:val="0"/>
-                <w:i w:val="0"/>
-                <w:sz w:val="18"/>
-              </w:rPr>
-              <w:t>NLS-ST (Cơ bản 2): Tập xong, mỗi tổ tự thu âm phần trình bày bài “Bay vào tương lai” bằng điện thoại hoặc máy tính của lớp</w:t>
-            </w:r>
-          </w:p>
-          <w:p>
-            <w:pPr>
-              <w:spacing w:after="0"/>
-            </w:pPr>
-            <w:r>
-              <w:rPr>
-                <w:b w:val="0"/>
-                <w:i w:val="0"/>
-                <w:sz w:val="18"/>
-              </w:rPr>
-              <w:t>NLS-AT: Chỉ lấy bản thu từ học liệu của bộ sách hoặc kênh chính thức của nhà xuất bản</w:t>
+              <w:t>NLS-KT (Cơ bản 2): Mở bản thu mẫu bài “Bay vào tương lai” từ học liệu điện tử của bộ sách, chỉ cho HS dòng ghi.</w:t>
             </w:r>
           </w:p>
         </w:tc>
@@ -2164,33 +2034,7 @@
                 <w:i w:val="0"/>
                 <w:sz w:val="18"/>
               </w:rPr>
-              <w:t>NLS-KT (Cơ bản 2): Ở tiết tổng kết chủ đề “Bay vào tương lai”, GV mở bản thu các bài đã học và chiếu mẫu tiết tấu nhịp hai bốn phóng to</w:t>
-            </w:r>
-          </w:p>
-          <w:p>
-            <w:pPr>
-              <w:spacing w:after="0"/>
-            </w:pPr>
-            <w:r>
-              <w:rPr>
-                <w:b w:val="0"/>
-                <w:i w:val="0"/>
-                <w:sz w:val="18"/>
-              </w:rPr>
-              <w:t>NLS-ST (Cơ bản 2): Các nhóm dàn dựng tiết mục hát kết hợp gõ đệm; GV quay lại rồi chiếu chậm đoạn gõ để mỗi nhóm nhìn thấy tay mình vào phách</w:t>
-            </w:r>
-          </w:p>
-          <w:p>
-            <w:pPr>
-              <w:spacing w:after="0"/>
-            </w:pPr>
-            <w:r>
-              <w:rPr>
-                <w:b w:val="0"/>
-                <w:i w:val="0"/>
-                <w:sz w:val="18"/>
-              </w:rPr>
-              <w:t>NLS-AT: GV hỏi ý kiến HS trước khi quay, bản quay chỉ mở trong lớp rồi xoá</w:t>
+              <w:t>NLS-ST (Cơ bản 2): Các nhóm dàn dựng tiết mục hát kết hợp gõ đệm; GV quay lại.</w:t>
             </w:r>
           </w:p>
         </w:tc>
@@ -2307,33 +2151,7 @@
                 <w:i w:val="0"/>
                 <w:sz w:val="18"/>
               </w:rPr>
-              <w:t>NLS-KT (Cơ bản 2): GV mở bản thu mẫu bài “Duyên dáng mùa xuân” từ học liệu điện tử của bộ sách</w:t>
-            </w:r>
-          </w:p>
-          <w:p>
-            <w:pPr>
-              <w:spacing w:after="0"/>
-            </w:pPr>
-            <w:r>
-              <w:rPr>
-                <w:b w:val="0"/>
-                <w:i w:val="0"/>
-                <w:sz w:val="18"/>
-              </w:rPr>
-              <w:t>NLS-ST (Cơ bản 2): Tập xong, mỗi tổ tự thu âm phần trình bày bài “Duyên dáng mùa xuân” bằng điện thoại hoặc máy tính của lớp</w:t>
-            </w:r>
-          </w:p>
-          <w:p>
-            <w:pPr>
-              <w:spacing w:after="0"/>
-            </w:pPr>
-            <w:r>
-              <w:rPr>
-                <w:b w:val="0"/>
-                <w:i w:val="0"/>
-                <w:sz w:val="18"/>
-              </w:rPr>
-              <w:t>NLS-AT: Chỉ lấy bản thu từ học liệu của bộ sách hoặc kênh chính thức của nhà xuất bản</w:t>
+              <w:t>NLS-KT (Cơ bản 2): Mở bản thu mẫu bài “Duyên dáng mùa xuân” từ học liệu điện tử của bộ sách, chỉ cho HS dòng ghi.</w:t>
             </w:r>
           </w:p>
         </w:tc>
@@ -2682,6 +2500,7 @@
                 <w:i w:val="0"/>
                 <w:sz w:val="18"/>
               </w:rPr>
+              <w:t>NLS-ST (Cơ bản 2): Ở phần Luyện tập, GV quay tiết mục tổng hợp hát.</w:t>
             </w:r>
           </w:p>
         </w:tc>
@@ -2938,33 +2757,7 @@
                 <w:i w:val="0"/>
                 <w:sz w:val="18"/>
               </w:rPr>
-              <w:t>NLS-KT (Cơ bản 2): GV mở bản thu mẫu bài “Em đi giữa biển vàng” từ học liệu điện tử của bộ sách</w:t>
-            </w:r>
-          </w:p>
-          <w:p>
-            <w:pPr>
-              <w:spacing w:after="0"/>
-            </w:pPr>
-            <w:r>
-              <w:rPr>
-                <w:b w:val="0"/>
-                <w:i w:val="0"/>
-                <w:sz w:val="18"/>
-              </w:rPr>
-              <w:t>NLS-ST (Cơ bản 2): Tập xong, mỗi tổ tự thu âm phần trình bày bài “Em đi giữa biển vàng” bằng điện thoại hoặc máy tính của lớp</w:t>
-            </w:r>
-          </w:p>
-          <w:p>
-            <w:pPr>
-              <w:spacing w:after="0"/>
-            </w:pPr>
-            <w:r>
-              <w:rPr>
-                <w:b w:val="0"/>
-                <w:i w:val="0"/>
-                <w:sz w:val="18"/>
-              </w:rPr>
-              <w:t>NLS-AT: Chỉ lấy bản thu từ học liệu của bộ sách hoặc kênh chính thức của nhà xuất bản</w:t>
+              <w:t>NLS-KT (Cơ bản 2): Mở bản thu mẫu bài “Em đi giữa biển vàng” từ học liệu điện tử của bộ sách, chỉ cho HS dòng.</w:t>
             </w:r>
           </w:p>
         </w:tc>
@@ -3313,6 +3106,7 @@
                 <w:i w:val="0"/>
                 <w:sz w:val="18"/>
               </w:rPr>
+              <w:t>NLS-ST (Cơ bản 2): Ở phần Vận dụng – Sáng tạo, GV ghi âm phần hoà tấu của từng nhóm.</w:t>
             </w:r>
           </w:p>
         </w:tc>
@@ -3429,33 +3223,7 @@
                 <w:i w:val="0"/>
                 <w:sz w:val="18"/>
               </w:rPr>
-              <w:t>NLS-KT (Cơ bản 2): GV mở bản thu mẫu bài “Tuổi hồng ơi” từ học liệu điện tử của bộ sách</w:t>
-            </w:r>
-          </w:p>
-          <w:p>
-            <w:pPr>
-              <w:spacing w:after="0"/>
-            </w:pPr>
-            <w:r>
-              <w:rPr>
-                <w:b w:val="0"/>
-                <w:i w:val="0"/>
-                <w:sz w:val="18"/>
-              </w:rPr>
-              <w:t>NLS-ST (Cơ bản 2): Tập xong, mỗi tổ tự thu âm phần trình bày bài “Tuổi hồng ơi” bằng điện thoại hoặc máy tính của lớp</w:t>
-            </w:r>
-          </w:p>
-          <w:p>
-            <w:pPr>
-              <w:spacing w:after="0"/>
-            </w:pPr>
-            <w:r>
-              <w:rPr>
-                <w:b w:val="0"/>
-                <w:i w:val="0"/>
-                <w:sz w:val="18"/>
-              </w:rPr>
-              <w:t>NLS-AT: Chỉ lấy bản thu từ học liệu của bộ sách hoặc kênh chính thức của nhà xuất bản</w:t>
+              <w:t>NLS-KT (Cơ bản 2): Mở bản thu mẫu bài “Tuổi hồng ơi” từ học liệu điện tử của bộ sách, chỉ cho HS dòng ghi tên.</w:t>
             </w:r>
           </w:p>
         </w:tc>
@@ -3804,6 +3572,7 @@
                 <w:i w:val="0"/>
                 <w:sz w:val="18"/>
               </w:rPr>
+              <w:t>NLS-ST (Cơ bản 2): Ở phần Vận dụng – Sáng tạo, GV quay tiết mục tổng hợp của từng nhóm.</w:t>
             </w:r>
           </w:p>
         </w:tc>
@@ -4036,33 +3805,7 @@
                 <w:i w:val="0"/>
                 <w:sz w:val="18"/>
               </w:rPr>
-              <w:t>NLS-KT (Cơ bản 2): GV mở bản thu mẫu bài “Đất nước tươi đẹp sao” từ học liệu điện tử của bộ sách, chỉ cho HS dòng ghi tác giả “Nhạc Ma-lai-xi-a”</w:t>
-            </w:r>
-          </w:p>
-          <w:p>
-            <w:pPr>
-              <w:spacing w:after="0"/>
-            </w:pPr>
-            <w:r>
-              <w:rPr>
-                <w:b w:val="0"/>
-                <w:i w:val="0"/>
-                <w:sz w:val="18"/>
-              </w:rPr>
-              <w:t>NLS-ST (Cơ bản 2): Tập xong, mỗi tổ tự thu âm phần trình bày bài “Đất nước tươi đẹp sao” bằng điện thoại hoặc máy tính của lớp</w:t>
-            </w:r>
-          </w:p>
-          <w:p>
-            <w:pPr>
-              <w:spacing w:after="0"/>
-            </w:pPr>
-            <w:r>
-              <w:rPr>
-                <w:b w:val="0"/>
-                <w:i w:val="0"/>
-                <w:sz w:val="18"/>
-              </w:rPr>
-              <w:t>NLS-AT: Chỉ lấy bản thu từ học liệu của bộ sách hoặc kênh chính thức của nhà xuất bản</w:t>
+              <w:t>NLS-KT (Cơ bản 2): Mở bản thu mẫu bài “Đất nước tươi đẹp sao” từ học liệu điện tử của bộ sách, chỉ cho HS dòng.</w:t>
             </w:r>
           </w:p>
         </w:tc>
@@ -4411,6 +4154,7 @@
                 <w:i w:val="0"/>
                 <w:sz w:val="18"/>
               </w:rPr>
+              <w:t>NLS-ST (Cơ bản 2): Ở phần Vận dụng – Sáng tạo, GV quay tiết mục của từng nhóm.</w:t>
             </w:r>
           </w:p>
         </w:tc>
@@ -4527,33 +4271,7 @@
                 <w:i w:val="0"/>
                 <w:sz w:val="18"/>
               </w:rPr>
-              <w:t>NLS-KT (Cơ bản 2): GV mở bản thu mẫu bài “Khúc ca hè về” từ học liệu điện tử của bộ sách</w:t>
-            </w:r>
-          </w:p>
-          <w:p>
-            <w:pPr>
-              <w:spacing w:after="0"/>
-            </w:pPr>
-            <w:r>
-              <w:rPr>
-                <w:b w:val="0"/>
-                <w:i w:val="0"/>
-                <w:sz w:val="18"/>
-              </w:rPr>
-              <w:t>NLS-ST (Cơ bản 2): Tập xong, mỗi tổ tự thu âm phần trình bày bài “Khúc ca hè về” bằng điện thoại hoặc máy tính của lớp</w:t>
-            </w:r>
-          </w:p>
-          <w:p>
-            <w:pPr>
-              <w:spacing w:after="0"/>
-            </w:pPr>
-            <w:r>
-              <w:rPr>
-                <w:b w:val="0"/>
-                <w:i w:val="0"/>
-                <w:sz w:val="18"/>
-              </w:rPr>
-              <w:t>NLS-AT: Chỉ lấy bản thu từ học liệu của bộ sách hoặc kênh chính thức của nhà xuất bản</w:t>
+              <w:t>NLS-KT (Cơ bản 2): Mở bản thu mẫu bài “Khúc ca hè về” từ học liệu điện tử của bộ sách, chỉ cho HS dòng ghi.</w:t>
             </w:r>
           </w:p>
         </w:tc>
@@ -4786,6 +4504,7 @@
                 <w:i w:val="0"/>
                 <w:sz w:val="18"/>
               </w:rPr>
+              <w:t>NLS-ST (Cơ bản 2): Ở phần Vận dụng – Sáng tạo, GV quay tiết mục của từng nhóm.</w:t>
             </w:r>
           </w:p>
         </w:tc>

--- a/assets/docs/lop5/Am nhac - Lop 5.docx
+++ b/assets/docs/lop5/Am nhac - Lop 5.docx
@@ -566,7 +566,7 @@
                 <w:i w:val="0"/>
                 <w:sz w:val="20"/>
               </w:rPr>
-              <w:t>CHỦ ĐỀ 1. KHÚC CA NGÀY MỚI</w:t>
+              <w:t>Chủ đề 1: KHÚC CA NGÀY MỚI</w:t>
             </w:r>
           </w:p>
         </w:tc>
@@ -585,7 +585,7 @@
                 <w:i w:val="0"/>
                 <w:sz w:val="20"/>
               </w:rPr>
-              <w:t>Tiết 1: Lí thuyết âm nhạc: Trọng âm, phách, vạch nhịp, ô nhịp; Đọc nhạc: Bài số 1</w:t>
+              <w:t>Lí thuyết âm nhạc: Trọng âm, phách, vạch nhịp, ô nhịp; Đọc nhạc: Bài số 1</w:t>
             </w:r>
           </w:p>
         </w:tc>
@@ -605,7 +605,7 @@
                 <w:i w:val="0"/>
                 <w:sz w:val="20"/>
               </w:rPr>
-              <w:t>Tiết 1 (4 tiết)</w:t>
+              <w:t>Tiết 1 (1 tiết)</w:t>
             </w:r>
           </w:p>
         </w:tc>
@@ -624,7 +624,6 @@
                 <w:i w:val="0"/>
                 <w:sz w:val="18"/>
               </w:rPr>
-              <w:t>NLS-KT (Cơ bản 2): Mở bản thu mẫu bài hát “Chim sơn ca” trên tivi của lớp, cho HS nghe trọn bài.</w:t>
             </w:r>
           </w:p>
         </w:tc>
@@ -683,7 +682,7 @@
                 <w:i w:val="0"/>
                 <w:sz w:val="20"/>
               </w:rPr>
-              <w:t>CHỦ ĐỀ 1. KHÚC CA NGÀY MỚI</w:t>
+              <w:t>Chủ đề 1: KHÚC CA NGÀY MỚI</w:t>
             </w:r>
           </w:p>
         </w:tc>
@@ -702,7 +701,7 @@
                 <w:i w:val="0"/>
                 <w:sz w:val="20"/>
               </w:rPr>
-              <w:t>Tiết 2: - Ôn đọc nhạc: Bài số 1- Hát Chim sơn ca</w:t>
+              <w:t>Ôn đọc nhạc: Bài số 1; Hát: Chim sơn ca</w:t>
             </w:r>
           </w:p>
         </w:tc>
@@ -722,7 +721,7 @@
                 <w:i w:val="0"/>
                 <w:sz w:val="20"/>
               </w:rPr>
-              <w:t>Tiết 2</w:t>
+              <w:t>Tiết 2 (1 tiết)</w:t>
             </w:r>
           </w:p>
         </w:tc>
@@ -799,7 +798,7 @@
                 <w:i w:val="0"/>
                 <w:sz w:val="20"/>
               </w:rPr>
-              <w:t>CHỦ ĐỀ 1. KHÚC CA NGÀY MỚI</w:t>
+              <w:t>Chủ đề 1: KHÚC CA NGÀY MỚI</w:t>
             </w:r>
           </w:p>
         </w:tc>
@@ -818,7 +817,7 @@
                 <w:i w:val="0"/>
                 <w:sz w:val="20"/>
               </w:rPr>
-              <w:t>Tiết 3: - Ôn bài hát: Chim sơn ca- Thường thức âm nhạc</w:t>
+              <w:t>Ôn bài hát: Chim sơn ca; Thường thức âm nhạc: Một số hình thức biểu diễn nhạc cụ</w:t>
             </w:r>
           </w:p>
         </w:tc>
@@ -838,7 +837,7 @@
                 <w:i w:val="0"/>
                 <w:sz w:val="20"/>
               </w:rPr>
-              <w:t>Tiết 3</w:t>
+              <w:t>Tiết 3 (1 tiết)</w:t>
             </w:r>
           </w:p>
         </w:tc>
@@ -857,6 +856,7 @@
                 <w:i w:val="0"/>
                 <w:sz w:val="18"/>
               </w:rPr>
+              <w:t>KNS: KN tự tin biểu diễn trước tập thể và phối hợp cùng nhóm.</w:t>
             </w:r>
           </w:p>
         </w:tc>
@@ -915,7 +915,7 @@
                 <w:i w:val="0"/>
                 <w:sz w:val="20"/>
               </w:rPr>
-              <w:t>CHỦ ĐỀ 1. KHÚC CA NGÀY MỚI</w:t>
+              <w:t>Chủ đề 1: KHÚC CA NGÀY MỚI</w:t>
             </w:r>
           </w:p>
         </w:tc>
@@ -934,7 +934,7 @@
                 <w:i w:val="0"/>
                 <w:sz w:val="20"/>
               </w:rPr>
-              <w:t>Tiết 4: Tổ chức hoạt động Vận dụng - Sáng tạo</w:t>
+              <w:t>Tổ chức hoạt động Vận dụng – Sáng tạo</w:t>
             </w:r>
           </w:p>
         </w:tc>
@@ -954,7 +954,7 @@
                 <w:i w:val="0"/>
                 <w:sz w:val="20"/>
               </w:rPr>
-              <w:t>Tiết 4</w:t>
+              <w:t>Tiết 4 (1 tiết)</w:t>
             </w:r>
           </w:p>
         </w:tc>
@@ -973,7 +973,7 @@
                 <w:i w:val="0"/>
                 <w:sz w:val="18"/>
               </w:rPr>
-              <w:t>NLS-ST (Cơ bản 2): Ở tiết nhạc cụ và Vận dụng.</w:t>
+              <w:t>KNS: KN tự tin biểu diễn trước tập thể và phối hợp cùng nhóm.</w:t>
             </w:r>
           </w:p>
         </w:tc>
@@ -1032,7 +1032,7 @@
                 <w:i w:val="0"/>
                 <w:sz w:val="20"/>
               </w:rPr>
-              <w:t>CHỦ ĐỀ 2. GIAI ĐIỆU QUÊ HƯƠNG</w:t>
+              <w:t>Chủ đề 2: GIAI ĐIỆU QUÊ HƯƠNG</w:t>
             </w:r>
           </w:p>
         </w:tc>
@@ -1051,7 +1051,7 @@
                 <w:i w:val="0"/>
                 <w:sz w:val="20"/>
               </w:rPr>
-              <w:t>Tiết 1. Hát: Lí đất giồng</w:t>
+              <w:t>Hát: Lí đất giồng</w:t>
             </w:r>
           </w:p>
         </w:tc>
@@ -1071,7 +1071,7 @@
                 <w:i w:val="0"/>
                 <w:sz w:val="20"/>
               </w:rPr>
-              <w:t>Tiết 5 (4 tiết)</w:t>
+              <w:t>Tiết 5 (1 tiết)</w:t>
             </w:r>
           </w:p>
         </w:tc>
@@ -1084,19 +1084,6 @@
               <w:spacing w:after="0"/>
             </w:pPr>
             <w:r/>
-            <w:r>
-              <w:rPr>
-                <w:b w:val="0"/>
-                <w:i w:val="0"/>
-                <w:sz w:val="18"/>
-              </w:rPr>
-              <w:t>NLS-KT (Cơ bản 2): Mở bản thu mẫu bài “Lí đất giồng” từ học liệu điện tử của bộ sách, chỉ cho HS dòng ghi tác.</w:t>
-            </w:r>
-          </w:p>
-          <w:p>
-            <w:pPr>
-              <w:spacing w:after="0"/>
-            </w:pPr>
             <w:r>
               <w:rPr>
                 <w:b w:val="0"/>
@@ -1162,7 +1149,7 @@
                 <w:i w:val="0"/>
                 <w:sz w:val="20"/>
               </w:rPr>
-              <w:t>CHỦ ĐỀ 2. GIAI ĐIỆU QUÊ HƯƠNG</w:t>
+              <w:t>Chủ đề 2: GIAI ĐIỆU QUÊ HƯƠNG</w:t>
             </w:r>
           </w:p>
         </w:tc>
@@ -1181,7 +1168,7 @@
                 <w:i w:val="0"/>
                 <w:sz w:val="20"/>
               </w:rPr>
-              <w:t>Tiết 2. - Ôn bài hát: Lí đất giồng- Nhạc cụ</w:t>
+              <w:t>Ôn bài hát: Lí đất giồng; Nhạc cụ: Nhạc cụ thể hiện tiết tấu và nhạc cụ thể hiện giai điệu</w:t>
             </w:r>
           </w:p>
         </w:tc>
@@ -1201,7 +1188,7 @@
                 <w:i w:val="0"/>
                 <w:sz w:val="20"/>
               </w:rPr>
-              <w:t>Tiết 6</w:t>
+              <w:t>Tiết 6 (1 tiết)</w:t>
             </w:r>
           </w:p>
         </w:tc>
@@ -1278,7 +1265,7 @@
                 <w:i w:val="0"/>
                 <w:sz w:val="20"/>
               </w:rPr>
-              <w:t>CHỦ ĐỀ 2. GIAI ĐIỆU QUÊ HƯƠNG</w:t>
+              <w:t>Chủ đề 2: GIAI ĐIỆU QUÊ HƯƠNG</w:t>
             </w:r>
           </w:p>
         </w:tc>
@@ -1297,7 +1284,7 @@
                 <w:i w:val="0"/>
                 <w:sz w:val="20"/>
               </w:rPr>
-              <w:t>Tiết 3. - Ôn nhạc cụ- Thường thức âm nhạc: Đàn nhị</w:t>
+              <w:t>Ôn nhạc cụ; Thường thức âm nhạc: Đàn nhị</w:t>
             </w:r>
           </w:p>
         </w:tc>
@@ -1317,7 +1304,7 @@
                 <w:i w:val="0"/>
                 <w:sz w:val="20"/>
               </w:rPr>
-              <w:t>Tiết 7</w:t>
+              <w:t>Tiết 7 (1 tiết)</w:t>
             </w:r>
           </w:p>
         </w:tc>
@@ -1394,7 +1381,7 @@
                 <w:i w:val="0"/>
                 <w:sz w:val="20"/>
               </w:rPr>
-              <w:t>CHỦ ĐỀ 2. GIAI ĐIỆU QUÊ HƯƠNG</w:t>
+              <w:t>Chủ đề 2: GIAI ĐIỆU QUÊ HƯƠNG</w:t>
             </w:r>
           </w:p>
         </w:tc>
@@ -1413,7 +1400,7 @@
                 <w:i w:val="0"/>
                 <w:sz w:val="20"/>
               </w:rPr>
-              <w:t>Tiết 4. Tổ chức hoạt động Vận dụng - Sáng tạo</w:t>
+              <w:t>Tổ chức hoạt động Vận dụng – Sáng tạo</w:t>
             </w:r>
           </w:p>
         </w:tc>
@@ -1433,7 +1420,7 @@
                 <w:i w:val="0"/>
                 <w:sz w:val="20"/>
               </w:rPr>
-              <w:t>Tiết 8</w:t>
+              <w:t>Tiết 8 (1 tiết)</w:t>
             </w:r>
           </w:p>
         </w:tc>
@@ -1452,7 +1439,7 @@
                 <w:i w:val="0"/>
                 <w:sz w:val="18"/>
               </w:rPr>
-              <w:t>NLS-ST (Cơ bản 2): Các nhóm dàn dựng tiết mục hát kết hợp gõ đệm và vận động; GV quay lại.</w:t>
+              <w:t>KNS: KN tự tin biểu diễn trước tập thể và phối hợp cùng nhóm.</w:t>
             </w:r>
           </w:p>
         </w:tc>
@@ -1511,7 +1498,7 @@
                 <w:i w:val="0"/>
                 <w:sz w:val="20"/>
               </w:rPr>
-              <w:t>CHỦ ĐỀ 3. BAY VÀO TƯƠNG LAI</w:t>
+              <w:t>Chủ đề 3: BAY VÀO TƯƠNG LAI</w:t>
             </w:r>
           </w:p>
         </w:tc>
@@ -1530,7 +1517,7 @@
                 <w:i w:val="0"/>
                 <w:sz w:val="20"/>
               </w:rPr>
-              <w:t>Tiết 1. – Lí thuyết âm nhạc: Nhịp.- Đọc nhạc: Bài số 2</w:t>
+              <w:t>Lí thuyết âm nhạc: Nhịp 2/4; Đọc nhạc: Bài số 2</w:t>
             </w:r>
           </w:p>
         </w:tc>
@@ -1550,7 +1537,7 @@
                 <w:i w:val="0"/>
                 <w:sz w:val="20"/>
               </w:rPr>
-              <w:t>Tiết 9 (4 tiết)</w:t>
+              <w:t>Tiết 9 (1 tiết)</w:t>
             </w:r>
           </w:p>
         </w:tc>
@@ -1627,7 +1614,7 @@
                 <w:i w:val="0"/>
                 <w:sz w:val="20"/>
               </w:rPr>
-              <w:t>CHỦ ĐỀ 3. BAY VÀO TƯƠNG LAI</w:t>
+              <w:t>Chủ đề 3: BAY VÀO TƯƠNG LAI</w:t>
             </w:r>
           </w:p>
         </w:tc>
@@ -1646,7 +1633,7 @@
                 <w:i w:val="0"/>
                 <w:sz w:val="20"/>
               </w:rPr>
-              <w:t>Tiết 2. - Ôn đọc nhạc: Bài số 2- Hát: Bay vào tương lai</w:t>
+              <w:t>Ôn đọc nhạc: Bài số 2; Hát: Bay vào tương lai</w:t>
             </w:r>
           </w:p>
         </w:tc>
@@ -1666,7 +1653,7 @@
                 <w:i w:val="0"/>
                 <w:sz w:val="20"/>
               </w:rPr>
-              <w:t>Tiết 10</w:t>
+              <w:t>Tiết 10 (1 tiết)</w:t>
             </w:r>
           </w:p>
         </w:tc>
@@ -1685,7 +1672,6 @@
                 <w:i w:val="0"/>
                 <w:sz w:val="18"/>
               </w:rPr>
-              <w:t>NLS-KT (Cơ bản 2): Mở bản thu mẫu bài “Bay vào tương lai” từ học liệu điện tử của bộ sách, chỉ cho HS dòng ghi.</w:t>
             </w:r>
           </w:p>
         </w:tc>
@@ -1744,7 +1730,7 @@
                 <w:i w:val="0"/>
                 <w:sz w:val="20"/>
               </w:rPr>
-              <w:t>CHỦ ĐỀ 3. BAY VÀO TƯƠNG LAI</w:t>
+              <w:t>Chủ đề 3: BAY VÀO TƯƠNG LAI</w:t>
             </w:r>
           </w:p>
         </w:tc>
@@ -1763,7 +1749,7 @@
                 <w:i w:val="0"/>
                 <w:sz w:val="20"/>
               </w:rPr>
-              <w:t>Tiết 3. - Ôn bài hát: Bay vào tương lai- Nghe nhạc: Đường đến trường vui lắm!</w:t>
+              <w:t>Ôn bài hát: Bay vào tương lai; Nghe nhạc: Đường đến trường vui lắm!</w:t>
             </w:r>
           </w:p>
         </w:tc>
@@ -1783,7 +1769,7 @@
                 <w:i w:val="0"/>
                 <w:sz w:val="20"/>
               </w:rPr>
-              <w:t>Tiết 11</w:t>
+              <w:t>Tiết 11 (1 tiết)</w:t>
             </w:r>
           </w:p>
         </w:tc>
@@ -1860,7 +1846,7 @@
                 <w:i w:val="0"/>
                 <w:sz w:val="20"/>
               </w:rPr>
-              <w:t>CHỦ ĐỀ 3. BAY VÀO TƯƠNG LAI</w:t>
+              <w:t>Chủ đề 3: BAY VÀO TƯƠNG LAI</w:t>
             </w:r>
           </w:p>
         </w:tc>
@@ -1879,7 +1865,7 @@
                 <w:i w:val="0"/>
                 <w:sz w:val="20"/>
               </w:rPr>
-              <w:t>Tiết 4. Tổ chức hoạt động Vận dụng - Sáng tạo</w:t>
+              <w:t>Tổ chức hoạt động Vận dụng – Sáng tạo</w:t>
             </w:r>
           </w:p>
         </w:tc>
@@ -1899,7 +1885,7 @@
                 <w:i w:val="0"/>
                 <w:sz w:val="20"/>
               </w:rPr>
-              <w:t>Tiết 12</w:t>
+              <w:t>Tiết 12 (1 tiết)</w:t>
             </w:r>
           </w:p>
         </w:tc>
@@ -1918,6 +1904,7 @@
                 <w:i w:val="0"/>
                 <w:sz w:val="18"/>
               </w:rPr>
+              <w:t>KNS: KN tự tin biểu diễn trước tập thể và phối hợp cùng nhóm.</w:t>
             </w:r>
           </w:p>
         </w:tc>
@@ -1976,7 +1963,7 @@
                 <w:i w:val="0"/>
                 <w:sz w:val="20"/>
               </w:rPr>
-              <w:t>CHỦ ĐỀ 4. CHÀO MÙA XUÂN</w:t>
+              <w:t>Chủ đề 4: CHÀO MÙA XUÂN ĐẾN</w:t>
             </w:r>
           </w:p>
         </w:tc>
@@ -1995,7 +1982,7 @@
                 <w:i w:val="0"/>
                 <w:sz w:val="20"/>
               </w:rPr>
-              <w:t>Tiết 1: Hát: Duyên dáng mùa xuân</w:t>
+              <w:t>Hát: Duyên dáng mùa xuân</w:t>
             </w:r>
           </w:p>
         </w:tc>
@@ -2015,7 +2002,7 @@
                 <w:i w:val="0"/>
                 <w:sz w:val="20"/>
               </w:rPr>
-              <w:t>Tiết 13 (4 tiết)</w:t>
+              <w:t>Tiết 13 (1 tiết)</w:t>
             </w:r>
           </w:p>
         </w:tc>
@@ -2034,7 +2021,6 @@
                 <w:i w:val="0"/>
                 <w:sz w:val="18"/>
               </w:rPr>
-              <w:t>NLS-ST (Cơ bản 2): Các nhóm dàn dựng tiết mục hát kết hợp gõ đệm; GV quay lại.</w:t>
             </w:r>
           </w:p>
         </w:tc>
@@ -2093,7 +2079,7 @@
                 <w:i w:val="0"/>
                 <w:sz w:val="20"/>
               </w:rPr>
-              <w:t>CHỦ ĐỀ 4. CHÀO MÙA XUÂN</w:t>
+              <w:t>Chủ đề 4: CHÀO MÙA XUÂN ĐẾN</w:t>
             </w:r>
           </w:p>
         </w:tc>
@@ -2112,7 +2098,7 @@
                 <w:i w:val="0"/>
                 <w:sz w:val="20"/>
               </w:rPr>
-              <w:t>Tiết 2: Nhạc cụ: Nhạc cụ thể hiện tiết tấu và nhạc cụ thể hiện giai điệu</w:t>
+              <w:t>Nhạc cụ: Nhạc cụ thể hiện tiết tấu và nhạc cụ thể hiện giai điệu; Ôn bài hát: Duyên dáng mùa xuân</w:t>
             </w:r>
           </w:p>
         </w:tc>
@@ -2132,7 +2118,7 @@
                 <w:i w:val="0"/>
                 <w:sz w:val="20"/>
               </w:rPr>
-              <w:t>Tiết 14</w:t>
+              <w:t>Tiết 14 (1 tiết)</w:t>
             </w:r>
           </w:p>
         </w:tc>
@@ -2151,7 +2137,6 @@
                 <w:i w:val="0"/>
                 <w:sz w:val="18"/>
               </w:rPr>
-              <w:t>NLS-KT (Cơ bản 2): Mở bản thu mẫu bài “Duyên dáng mùa xuân” từ học liệu điện tử của bộ sách, chỉ cho HS dòng ghi.</w:t>
             </w:r>
           </w:p>
         </w:tc>
@@ -2210,7 +2195,7 @@
                 <w:i w:val="0"/>
                 <w:sz w:val="20"/>
               </w:rPr>
-              <w:t>CHỦ ĐỀ 4. CHÀO MÙA XUÂN</w:t>
+              <w:t>Chủ đề 4: CHÀO MÙA XUÂN ĐẾN</w:t>
             </w:r>
           </w:p>
         </w:tc>
@@ -2229,7 +2214,7 @@
                 <w:i w:val="0"/>
                 <w:sz w:val="20"/>
               </w:rPr>
-              <w:t>Tiết 3: - Thường thức âm nhạc</w:t>
+              <w:t>Thường thức âm nhạc: Câu chuyện về bản xô-nát Ánh trăng; Ôn nhạc cụ</w:t>
             </w:r>
           </w:p>
         </w:tc>
@@ -2249,7 +2234,7 @@
                 <w:i w:val="0"/>
                 <w:sz w:val="20"/>
               </w:rPr>
-              <w:t>Tiết 15</w:t>
+              <w:t>Tiết 15 (1 tiết)</w:t>
             </w:r>
           </w:p>
         </w:tc>
@@ -2326,7 +2311,7 @@
                 <w:i w:val="0"/>
                 <w:sz w:val="20"/>
               </w:rPr>
-              <w:t>CHỦ ĐỀ 4. CHÀO MÙA XUÂN</w:t>
+              <w:t>Chủ đề 4: CHÀO MÙA XUÂN ĐẾN</w:t>
             </w:r>
           </w:p>
         </w:tc>
@@ -2345,7 +2330,7 @@
                 <w:i w:val="0"/>
                 <w:sz w:val="20"/>
               </w:rPr>
-              <w:t>Tiết 4: Tổ chức hoạt động Vận dụng - Sáng tạo</w:t>
+              <w:t>Tổ chức hoạt động Vận dụng – Sáng tạo</w:t>
             </w:r>
           </w:p>
         </w:tc>
@@ -2365,7 +2350,7 @@
                 <w:i w:val="0"/>
                 <w:sz w:val="20"/>
               </w:rPr>
-              <w:t>Tiết 16</w:t>
+              <w:t>Tiết 16 (1 tiết)</w:t>
             </w:r>
           </w:p>
         </w:tc>
@@ -2384,6 +2369,7 @@
                 <w:i w:val="0"/>
                 <w:sz w:val="18"/>
               </w:rPr>
+              <w:t>KNS: KN tự tin biểu diễn trước tập thể và phối hợp cùng nhóm.</w:t>
             </w:r>
           </w:p>
         </w:tc>
@@ -2442,7 +2428,7 @@
                 <w:i w:val="0"/>
                 <w:sz w:val="20"/>
               </w:rPr>
-              <w:t>CHỦ ĐỀ 4. CHÀO MÙA XUÂN</w:t>
+              <w:t>Ôn tập, đánh giá</w:t>
             </w:r>
           </w:p>
         </w:tc>
@@ -2461,7 +2447,7 @@
                 <w:i w:val="0"/>
                 <w:sz w:val="20"/>
               </w:rPr>
-              <w:t>Ôn tập cuối học kì I</w:t>
+              <w:t>Ôn tập cuối học kì I (Tiết 1)</w:t>
             </w:r>
           </w:p>
         </w:tc>
@@ -2500,7 +2486,6 @@
                 <w:i w:val="0"/>
                 <w:sz w:val="18"/>
               </w:rPr>
-              <w:t>NLS-ST (Cơ bản 2): Ở phần Luyện tập, GV quay tiết mục tổng hợp hát.</w:t>
             </w:r>
           </w:p>
         </w:tc>
@@ -2559,7 +2544,7 @@
                 <w:i w:val="0"/>
                 <w:sz w:val="20"/>
               </w:rPr>
-              <w:t>CHỦ ĐỀ 4. CHÀO MÙA XUÂN</w:t>
+              <w:t>Ôn tập, đánh giá</w:t>
             </w:r>
           </w:p>
         </w:tc>
@@ -2578,7 +2563,7 @@
                 <w:i w:val="0"/>
                 <w:sz w:val="20"/>
               </w:rPr>
-              <w:t>Kiểm tra và đánh giá cuối học kì I</w:t>
+              <w:t>Ôn tập cuối học kì I (Tiết 2)</w:t>
             </w:r>
           </w:p>
         </w:tc>
@@ -2699,7 +2684,7 @@
                 <w:i w:val="0"/>
                 <w:sz w:val="20"/>
               </w:rPr>
-              <w:t>CHỦ ĐỀ 5. THIÊN NHIÊN TƯƠI ĐẸP</w:t>
+              <w:t>Chủ đề 5: THIÊN NHIÊN TƯƠI ĐẸP</w:t>
             </w:r>
           </w:p>
         </w:tc>
@@ -2718,7 +2703,7 @@
                 <w:i w:val="0"/>
                 <w:sz w:val="20"/>
               </w:rPr>
-              <w:t>Tiết 1. - Lí thuyết âm nhạc: Nhịp- Đọc nhạc: Bài số 3</w:t>
+              <w:t>Lí thuyết âm nhạc: Nhịp 3/4; Đọc nhạc: Bài số 3</w:t>
             </w:r>
           </w:p>
         </w:tc>
@@ -2738,7 +2723,7 @@
                 <w:i w:val="0"/>
                 <w:sz w:val="20"/>
               </w:rPr>
-              <w:t>Tiết 19 (4 tiết)</w:t>
+              <w:t>Tiết 19 (1 tiết)</w:t>
             </w:r>
           </w:p>
         </w:tc>
@@ -2757,7 +2742,6 @@
                 <w:i w:val="0"/>
                 <w:sz w:val="18"/>
               </w:rPr>
-              <w:t>NLS-KT (Cơ bản 2): Mở bản thu mẫu bài “Em đi giữa biển vàng” từ học liệu điện tử của bộ sách, chỉ cho HS dòng.</w:t>
             </w:r>
           </w:p>
         </w:tc>
@@ -2816,7 +2800,7 @@
                 <w:i w:val="0"/>
                 <w:sz w:val="20"/>
               </w:rPr>
-              <w:t>CHỦ ĐỀ 5. THIÊN NHIÊN TƯƠI ĐẸP</w:t>
+              <w:t>Chủ đề 5: THIÊN NHIÊN TƯƠI ĐẸP</w:t>
             </w:r>
           </w:p>
         </w:tc>
@@ -2835,7 +2819,7 @@
                 <w:i w:val="0"/>
                 <w:sz w:val="20"/>
               </w:rPr>
-              <w:t>Tiết 2. Hát: Em đi giữa biển vàng</w:t>
+              <w:t>Thường thức âm nhạc: Nhạc sĩ Bùi Đình Thảo và bài hát Sách bút thân yêu ơi!; Ôn đọc nhạc: Bài số 3</w:t>
             </w:r>
           </w:p>
         </w:tc>
@@ -2855,7 +2839,7 @@
                 <w:i w:val="0"/>
                 <w:sz w:val="20"/>
               </w:rPr>
-              <w:t>Tiết 20</w:t>
+              <w:t>Tiết 20 (1 tiết)</w:t>
             </w:r>
           </w:p>
         </w:tc>
@@ -2932,7 +2916,7 @@
                 <w:i w:val="0"/>
                 <w:sz w:val="20"/>
               </w:rPr>
-              <w:t>CHỦ ĐỀ 5. THIÊN NHIÊN TƯƠI ĐẸP</w:t>
+              <w:t>Chủ đề 5: THIÊN NHIÊN TƯƠI ĐẸP</w:t>
             </w:r>
           </w:p>
         </w:tc>
@@ -2951,7 +2935,7 @@
                 <w:i w:val="0"/>
                 <w:sz w:val="20"/>
               </w:rPr>
-              <w:t>Tiết 3. - Thường thức âm nhạc</w:t>
+              <w:t>Hát: Em đi giữa biển vàng</w:t>
             </w:r>
           </w:p>
         </w:tc>
@@ -2971,7 +2955,7 @@
                 <w:i w:val="0"/>
                 <w:sz w:val="20"/>
               </w:rPr>
-              <w:t>Tiết 21</w:t>
+              <w:t>Tiết 21 (1 tiết)</w:t>
             </w:r>
           </w:p>
         </w:tc>
@@ -2990,6 +2974,7 @@
                 <w:i w:val="0"/>
                 <w:sz w:val="18"/>
               </w:rPr>
+              <w:t>QPAN: Cho HS nghe/hát bài hát về biển, đảo quê hương; qua đó giới thiệu chủ quyền, quyền chủ quyền biển, đảo Việt Nam và gương dũng cảm cứu hộ, cứu nạn của cán bộ, chiến sĩ.</w:t>
             </w:r>
           </w:p>
         </w:tc>
@@ -3048,7 +3033,7 @@
                 <w:i w:val="0"/>
                 <w:sz w:val="20"/>
               </w:rPr>
-              <w:t>CHỦ ĐỀ 5. THIÊN NHIÊN TƯƠI ĐẸP</w:t>
+              <w:t>Chủ đề 5: THIÊN NHIÊN TƯƠI ĐẸP</w:t>
             </w:r>
           </w:p>
         </w:tc>
@@ -3067,7 +3052,7 @@
                 <w:i w:val="0"/>
                 <w:sz w:val="20"/>
               </w:rPr>
-              <w:t>Tiết 4. - Tổ chức hoạt động Vận dụng- Sáng tạo</w:t>
+              <w:t>Ôn bài hát: Em đi giữa biển vàng; Tổ chức hoạt động Vận dụng – Sáng tạo</w:t>
             </w:r>
           </w:p>
         </w:tc>
@@ -3087,7 +3072,7 @@
                 <w:i w:val="0"/>
                 <w:sz w:val="20"/>
               </w:rPr>
-              <w:t>Tiết 22</w:t>
+              <w:t>Tiết 22 (1 tiết)</w:t>
             </w:r>
           </w:p>
         </w:tc>
@@ -3106,7 +3091,20 @@
                 <w:i w:val="0"/>
                 <w:sz w:val="18"/>
               </w:rPr>
-              <w:t>NLS-ST (Cơ bản 2): Ở phần Vận dụng – Sáng tạo, GV ghi âm phần hoà tấu của từng nhóm.</w:t>
+              <w:t>QPAN: Cho HS nghe/hát bài hát về biển, đảo quê hương; qua đó giới thiệu chủ quyền, quyền chủ quyền biển, đảo Việt Nam và gương dũng cảm cứu hộ, cứu nạn của cán bộ, chiến sĩ.</w:t>
+            </w:r>
+          </w:p>
+          <w:p>
+            <w:pPr>
+              <w:spacing w:after="0"/>
+            </w:pPr>
+            <w:r>
+              <w:rPr>
+                <w:b w:val="0"/>
+                <w:i w:val="0"/>
+                <w:sz w:val="18"/>
+              </w:rPr>
+              <w:t>KNS: KN tự tin biểu diễn trước tập thể và phối hợp cùng nhóm.</w:t>
             </w:r>
           </w:p>
         </w:tc>
@@ -3165,7 +3163,7 @@
                 <w:i w:val="0"/>
                 <w:sz w:val="20"/>
               </w:rPr>
-              <w:t>CHỦ ĐỀ 6. ƯỚC MƠ TUỔI THƠ</w:t>
+              <w:t>Chủ đề 6: ƯỚC MƠ TUỔI THƠ</w:t>
             </w:r>
           </w:p>
         </w:tc>
@@ -3184,7 +3182,7 @@
                 <w:i w:val="0"/>
                 <w:sz w:val="20"/>
               </w:rPr>
-              <w:t>Tiết 1. Hát: Tuổi hồng ơi</w:t>
+              <w:t>Hát: Tuổi hồng ơi</w:t>
             </w:r>
           </w:p>
         </w:tc>
@@ -3204,7 +3202,7 @@
                 <w:i w:val="0"/>
                 <w:sz w:val="20"/>
               </w:rPr>
-              <w:t>Tiết 23 (4 tiết)</w:t>
+              <w:t>Tiết 23 (1 tiết)</w:t>
             </w:r>
           </w:p>
         </w:tc>
@@ -3223,7 +3221,6 @@
                 <w:i w:val="0"/>
                 <w:sz w:val="18"/>
               </w:rPr>
-              <w:t>NLS-KT (Cơ bản 2): Mở bản thu mẫu bài “Tuổi hồng ơi” từ học liệu điện tử của bộ sách, chỉ cho HS dòng ghi tên.</w:t>
             </w:r>
           </w:p>
         </w:tc>
@@ -3282,7 +3279,7 @@
                 <w:i w:val="0"/>
                 <w:sz w:val="20"/>
               </w:rPr>
-              <w:t>CHỦ ĐỀ 6. ƯỚC MƠ TUỔI THƠ</w:t>
+              <w:t>Chủ đề 6: ƯỚC MƠ TUỔI THƠ</w:t>
             </w:r>
           </w:p>
         </w:tc>
@@ -3301,7 +3298,7 @@
                 <w:i w:val="0"/>
                 <w:sz w:val="20"/>
               </w:rPr>
-              <w:t>Tiết 2. - Ôn bài hát: Tuổi hồng ơi- Nhạc cụ</w:t>
+              <w:t>Ôn bài hát: Tuổi hồng ơi; Nhạc cụ: Nhạc cụ thể hiện tiết tấu và nhạc cụ thể hiện giai điệu</w:t>
             </w:r>
           </w:p>
         </w:tc>
@@ -3321,7 +3318,7 @@
                 <w:i w:val="0"/>
                 <w:sz w:val="20"/>
               </w:rPr>
-              <w:t>Tiết 24</w:t>
+              <w:t>Tiết 24 (1 tiết)</w:t>
             </w:r>
           </w:p>
         </w:tc>
@@ -3398,7 +3395,7 @@
                 <w:i w:val="0"/>
                 <w:sz w:val="20"/>
               </w:rPr>
-              <w:t>CHỦ ĐỀ 6. ƯỚC MƠ TUỔI THƠ</w:t>
+              <w:t>Chủ đề 6: ƯỚC MƠ TUỔI THƠ</w:t>
             </w:r>
           </w:p>
         </w:tc>
@@ -3417,7 +3414,7 @@
                 <w:i w:val="0"/>
                 <w:sz w:val="20"/>
               </w:rPr>
-              <w:t>Tiết 3. - Ôn nhạc cụ- Nghe nhạc: Ngôi sao sáng</w:t>
+              <w:t>Ôn nhạc cụ; Nghe nhạc: Ngôi sao sáng</w:t>
             </w:r>
           </w:p>
         </w:tc>
@@ -3437,7 +3434,7 @@
                 <w:i w:val="0"/>
                 <w:sz w:val="20"/>
               </w:rPr>
-              <w:t>Tiết 25</w:t>
+              <w:t>Tiết 25 (1 tiết)</w:t>
             </w:r>
           </w:p>
         </w:tc>
@@ -3514,7 +3511,7 @@
                 <w:i w:val="0"/>
                 <w:sz w:val="20"/>
               </w:rPr>
-              <w:t>CHỦ ĐỀ 6. ƯỚC MƠ TUỔI THƠ</w:t>
+              <w:t>Chủ đề 6: ƯỚC MƠ TUỔI THƠ</w:t>
             </w:r>
           </w:p>
         </w:tc>
@@ -3533,7 +3530,7 @@
                 <w:i w:val="0"/>
                 <w:sz w:val="20"/>
               </w:rPr>
-              <w:t>Tiết 4. Tổ chức hoạt động Vận dụng - Sáng tạo</w:t>
+              <w:t>Tổ chức hoạt động Vận dụng – Sáng tạo</w:t>
             </w:r>
           </w:p>
         </w:tc>
@@ -3553,7 +3550,7 @@
                 <w:i w:val="0"/>
                 <w:sz w:val="20"/>
               </w:rPr>
-              <w:t>Tiết 26</w:t>
+              <w:t>Tiết 26 (1 tiết)</w:t>
             </w:r>
           </w:p>
         </w:tc>
@@ -3572,7 +3569,7 @@
                 <w:i w:val="0"/>
                 <w:sz w:val="18"/>
               </w:rPr>
-              <w:t>NLS-ST (Cơ bản 2): Ở phần Vận dụng – Sáng tạo, GV quay tiết mục tổng hợp của từng nhóm.</w:t>
+              <w:t>KNS: KN tự tin biểu diễn trước tập thể và phối hợp cùng nhóm.</w:t>
             </w:r>
           </w:p>
         </w:tc>
@@ -3631,7 +3628,7 @@
                 <w:i w:val="0"/>
                 <w:sz w:val="20"/>
               </w:rPr>
-              <w:t>CHỦ ĐỀ 7. ÂM NHẠC NƯỚC NGOÀI</w:t>
+              <w:t>Chủ đề 7: ÂM NHẠC NƯỚC NGOÀI</w:t>
             </w:r>
           </w:p>
         </w:tc>
@@ -3650,7 +3647,7 @@
                 <w:i w:val="0"/>
                 <w:sz w:val="20"/>
               </w:rPr>
-              <w:t>Tiết 1. - Lí thuyết âm nhạc: Ôn tập- Đọc nhạc: Bài số 4</w:t>
+              <w:t>Lí thuyết âm nhạc: Ôn tập; Đọc nhạc: Bài số 4</w:t>
             </w:r>
           </w:p>
         </w:tc>
@@ -3670,7 +3667,7 @@
                 <w:i w:val="0"/>
                 <w:sz w:val="20"/>
               </w:rPr>
-              <w:t>Tiết 27 (4 tiết)</w:t>
+              <w:t>Tiết 27 (1 tiết)</w:t>
             </w:r>
           </w:p>
         </w:tc>
@@ -3747,7 +3744,7 @@
                 <w:i w:val="0"/>
                 <w:sz w:val="20"/>
               </w:rPr>
-              <w:t>CHỦ ĐỀ 7. ÂM NHẠC NƯỚC NGOÀI</w:t>
+              <w:t>Chủ đề 7: ÂM NHẠC NƯỚC NGOÀI</w:t>
             </w:r>
           </w:p>
         </w:tc>
@@ -3766,7 +3763,7 @@
                 <w:i w:val="0"/>
                 <w:sz w:val="20"/>
               </w:rPr>
-              <w:t>Tiết 2. - Hát: Đất nước tươi đẹp sao</w:t>
+              <w:t>Hát: Đất nước tươi đẹp sao; Ôn đọc nhạc: Bài số 4</w:t>
             </w:r>
           </w:p>
         </w:tc>
@@ -3786,7 +3783,7 @@
                 <w:i w:val="0"/>
                 <w:sz w:val="20"/>
               </w:rPr>
-              <w:t>Tiết 28</w:t>
+              <w:t>Tiết 28 (1 tiết)</w:t>
             </w:r>
           </w:p>
         </w:tc>
@@ -3805,7 +3802,7 @@
                 <w:i w:val="0"/>
                 <w:sz w:val="18"/>
               </w:rPr>
-              <w:t>NLS-KT (Cơ bản 2): Mở bản thu mẫu bài “Đất nước tươi đẹp sao” từ học liệu điện tử của bộ sách, chỉ cho HS dòng.</w:t>
+              <w:t>QPAN: Chọn bài hát ca ngợi quê hương, đất nước, hoà bình; liên hệ chủ quyền, quyền chủ quyền biển, đảo Việt Nam và gương dũng cảm cứu hộ, cứu nạn của cán bộ, chiến sĩ.</w:t>
             </w:r>
           </w:p>
         </w:tc>
@@ -3864,7 +3861,7 @@
                 <w:i w:val="0"/>
                 <w:sz w:val="20"/>
               </w:rPr>
-              <w:t>CHỦ ĐỀ 7. ÂM NHẠC NƯỚC NGOÀI</w:t>
+              <w:t>Chủ đề 7: ÂM NHẠC NƯỚC NGOÀI</w:t>
             </w:r>
           </w:p>
         </w:tc>
@@ -3883,7 +3880,7 @@
                 <w:i w:val="0"/>
                 <w:sz w:val="20"/>
               </w:rPr>
-              <w:t>Tiết 3. - Thường thức âm nhạc: Giới thiệu một số nhạc cụ</w:t>
+              <w:t>Thường thức âm nhạc: Giới thiệu một số nhạc cụ gõ nước ngoài; Nghe nhạc: Vũ điệu Tây Ban Nha (E-xơ-pa-nha Ca-ni); Ôn bài hát: Đất nước tươi đẹp sao</w:t>
             </w:r>
           </w:p>
         </w:tc>
@@ -3903,7 +3900,7 @@
                 <w:i w:val="0"/>
                 <w:sz w:val="20"/>
               </w:rPr>
-              <w:t>Tiết 29</w:t>
+              <w:t>Tiết 29 (1 tiết)</w:t>
             </w:r>
           </w:p>
         </w:tc>
@@ -3922,6 +3919,7 @@
                 <w:i w:val="0"/>
                 <w:sz w:val="18"/>
               </w:rPr>
+              <w:t>QPAN: Chọn bài hát ca ngợi quê hương, đất nước, hoà bình; liên hệ chủ quyền, quyền chủ quyền biển, đảo Việt Nam và gương dũng cảm cứu hộ, cứu nạn của cán bộ, chiến sĩ.</w:t>
             </w:r>
           </w:p>
         </w:tc>
@@ -3980,7 +3978,7 @@
                 <w:i w:val="0"/>
                 <w:sz w:val="20"/>
               </w:rPr>
-              <w:t>CHỦ ĐỀ 7. ÂM NHẠC NƯỚC NGOÀI</w:t>
+              <w:t>Chủ đề 7: ÂM NHẠC NƯỚC NGOÀI</w:t>
             </w:r>
           </w:p>
         </w:tc>
@@ -3999,7 +3997,7 @@
                 <w:i w:val="0"/>
                 <w:sz w:val="20"/>
               </w:rPr>
-              <w:t>Tiết 4. Tổ chức hoạt động Vận dụng - Sáng tạo</w:t>
+              <w:t>Tổ chức hoạt động Vận dụng – Sáng tạo</w:t>
             </w:r>
           </w:p>
         </w:tc>
@@ -4019,7 +4017,7 @@
                 <w:i w:val="0"/>
                 <w:sz w:val="20"/>
               </w:rPr>
-              <w:t>Tiết 30</w:t>
+              <w:t>Tiết 30 (1 tiết)</w:t>
             </w:r>
           </w:p>
         </w:tc>
@@ -4038,6 +4036,7 @@
                 <w:i w:val="0"/>
                 <w:sz w:val="18"/>
               </w:rPr>
+              <w:t>KNS: KN tự tin biểu diễn trước tập thể và phối hợp cùng nhóm.</w:t>
             </w:r>
           </w:p>
         </w:tc>
@@ -4096,7 +4095,7 @@
                 <w:i w:val="0"/>
                 <w:sz w:val="20"/>
               </w:rPr>
-              <w:t>CHỦ ĐỀ 8. KHÚC CA HÈ VỀ</w:t>
+              <w:t>Chủ đề 8: KHÚC CA HÈ VỀ</w:t>
             </w:r>
           </w:p>
         </w:tc>
@@ -4115,7 +4114,7 @@
                 <w:i w:val="0"/>
                 <w:sz w:val="20"/>
               </w:rPr>
-              <w:t>Tiết 1. Hát: Khúc ca hè về</w:t>
+              <w:t>Hát: Khúc ca hè về</w:t>
             </w:r>
           </w:p>
         </w:tc>
@@ -4135,7 +4134,7 @@
                 <w:i w:val="0"/>
                 <w:sz w:val="20"/>
               </w:rPr>
-              <w:t>Tiết 31 (3 tiết)</w:t>
+              <w:t>Tiết 31 (1 tiết)</w:t>
             </w:r>
           </w:p>
         </w:tc>
@@ -4154,7 +4153,6 @@
                 <w:i w:val="0"/>
                 <w:sz w:val="18"/>
               </w:rPr>
-              <w:t>NLS-ST (Cơ bản 2): Ở phần Vận dụng – Sáng tạo, GV quay tiết mục của từng nhóm.</w:t>
             </w:r>
           </w:p>
         </w:tc>
@@ -4213,7 +4211,7 @@
                 <w:i w:val="0"/>
                 <w:sz w:val="20"/>
               </w:rPr>
-              <w:t>CHỦ ĐỀ 8. KHÚC CA HÈ VỀ</w:t>
+              <w:t>Chủ đề 8: KHÚC CA HÈ VỀ</w:t>
             </w:r>
           </w:p>
         </w:tc>
@@ -4232,7 +4230,7 @@
                 <w:i w:val="0"/>
                 <w:sz w:val="20"/>
               </w:rPr>
-              <w:t>Tiết 2. - Ôn bài hát: Khúc ca hè về- Nhạc cụ</w:t>
+              <w:t>Ôn bài hát: Khúc ca hè về; Nhạc cụ: Nhạc cụ thể hiện tiết tấu và nhạc cụ thể hiện giai điệu</w:t>
             </w:r>
           </w:p>
         </w:tc>
@@ -4252,7 +4250,7 @@
                 <w:i w:val="0"/>
                 <w:sz w:val="20"/>
               </w:rPr>
-              <w:t>Tiết 32</w:t>
+              <w:t>Tiết 32 (1 tiết)</w:t>
             </w:r>
           </w:p>
         </w:tc>
@@ -4271,7 +4269,6 @@
                 <w:i w:val="0"/>
                 <w:sz w:val="18"/>
               </w:rPr>
-              <w:t>NLS-KT (Cơ bản 2): Mở bản thu mẫu bài “Khúc ca hè về” từ học liệu điện tử của bộ sách, chỉ cho HS dòng ghi.</w:t>
             </w:r>
           </w:p>
         </w:tc>
@@ -4330,7 +4327,7 @@
                 <w:i w:val="0"/>
                 <w:sz w:val="20"/>
               </w:rPr>
-              <w:t>CHỦ ĐỀ 8. KHÚC CA HÈ VỀ</w:t>
+              <w:t>Chủ đề 8: KHÚC CA HÈ VỀ</w:t>
             </w:r>
           </w:p>
         </w:tc>
@@ -4349,7 +4346,7 @@
                 <w:i w:val="0"/>
                 <w:sz w:val="20"/>
               </w:rPr>
-              <w:t>Tiết 3. - Nghe nhạc: Khúc ca bốn mùa- Tổ chức hoạt động</w:t>
+              <w:t>Nghe nhạc: Khúc ca bốn mùa; Tổ chức hoạt động Vận dụng – Sáng tạo</w:t>
             </w:r>
           </w:p>
         </w:tc>
@@ -4369,7 +4366,7 @@
                 <w:i w:val="0"/>
                 <w:sz w:val="20"/>
               </w:rPr>
-              <w:t>Tiết 33</w:t>
+              <w:t>Tiết 33 (1 tiết)</w:t>
             </w:r>
           </w:p>
         </w:tc>
@@ -4388,6 +4385,7 @@
                 <w:i w:val="0"/>
                 <w:sz w:val="18"/>
               </w:rPr>
+              <w:t>KNS: KN tự tin biểu diễn trước tập thể và phối hợp cùng nhóm.</w:t>
             </w:r>
           </w:p>
         </w:tc>
@@ -4446,7 +4444,7 @@
                 <w:i w:val="0"/>
                 <w:sz w:val="20"/>
               </w:rPr>
-              <w:t>CHỦ ĐỀ 8. KHÚC CA HÈ VỀ</w:t>
+              <w:t>Ôn tập, đánh giá</w:t>
             </w:r>
           </w:p>
         </w:tc>
@@ -4465,7 +4463,7 @@
                 <w:i w:val="0"/>
                 <w:sz w:val="20"/>
               </w:rPr>
-              <w:t>Ôn tập cuối năm</w:t>
+              <w:t>Ôn tập cuối năm (Tiết 1)</w:t>
             </w:r>
           </w:p>
         </w:tc>
@@ -4485,7 +4483,7 @@
                 <w:i w:val="0"/>
                 <w:sz w:val="20"/>
               </w:rPr>
-              <w:t>Tiết 34 (2 tiết)</w:t>
+              <w:t>Tiết 34 (1 tiết)</w:t>
             </w:r>
           </w:p>
         </w:tc>
@@ -4504,7 +4502,6 @@
                 <w:i w:val="0"/>
                 <w:sz w:val="18"/>
               </w:rPr>
-              <w:t>NLS-ST (Cơ bản 2): Ở phần Vận dụng – Sáng tạo, GV quay tiết mục của từng nhóm.</w:t>
             </w:r>
           </w:p>
         </w:tc>
@@ -4563,7 +4560,7 @@
                 <w:i w:val="0"/>
                 <w:sz w:val="20"/>
               </w:rPr>
-              <w:t>CHỦ ĐỀ 8. KHÚC CA HÈ VỀ</w:t>
+              <w:t>Ôn tập, đánh giá</w:t>
             </w:r>
           </w:p>
         </w:tc>
@@ -4582,7 +4579,7 @@
                 <w:i w:val="0"/>
                 <w:sz w:val="20"/>
               </w:rPr>
-              <w:t>Ôn tập và đánh giá cuối năm</w:t>
+              <w:t>Ôn tập cuối năm (Tiết 2)</w:t>
             </w:r>
           </w:p>
         </w:tc>
@@ -4602,7 +4599,7 @@
                 <w:i w:val="0"/>
                 <w:sz w:val="20"/>
               </w:rPr>
-              <w:t>Tiết 35</w:t>
+              <w:t>Tiết 35 (1 tiết)</w:t>
             </w:r>
           </w:p>
         </w:tc>

--- a/assets/docs/lop5/Am nhac - Lop 5.docx
+++ b/assets/docs/lop5/Am nhac - Lop 5.docx
@@ -624,6 +624,7 @@
                 <w:i w:val="0"/>
                 <w:sz w:val="18"/>
               </w:rPr>
+              <w:t>Năng lực số 1.1 CB2c: HS đọc và ghi được kí hiệu về Trọng âm, phách, vạch nhịp, ô nhịp nhờ đối chiếu hình vẽ trên màn hình với âm thanh nghe được</w:t>
             </w:r>
           </w:p>
         </w:tc>
@@ -740,6 +741,7 @@
                 <w:i w:val="0"/>
                 <w:sz w:val="18"/>
               </w:rPr>
+              <w:t>Năng lực số 1.1 CB2c: HS nghe bản thu mẫu, hát đúng cao độ và biết xin mở lại đúng câu mình còn sai</w:t>
             </w:r>
           </w:p>
         </w:tc>
@@ -850,6 +852,19 @@
               <w:spacing w:after="0"/>
             </w:pPr>
             <w:r/>
+            <w:r>
+              <w:rPr>
+                <w:b w:val="0"/>
+                <w:i w:val="0"/>
+                <w:sz w:val="18"/>
+              </w:rPr>
+              <w:t>NLS: Năng lực số 1.1 CB2c: HS đọc đúng cao độ “Bài số 1” nhờ nghe mẫu từ đàn phím</w:t>
+            </w:r>
+          </w:p>
+          <w:p>
+            <w:pPr>
+              <w:spacing w:after="0"/>
+            </w:pPr>
             <w:r>
               <w:rPr>
                 <w:b w:val="0"/>
@@ -1090,6 +1105,19 @@
                 <w:i w:val="0"/>
                 <w:sz w:val="18"/>
               </w:rPr>
+              <w:t>Năng lực số 1.1 CB2c: HS nghe bản thu mẫu, hát đúng cao độ và biết xin mở lại đúng câu mình còn sai</w:t>
+            </w:r>
+          </w:p>
+          <w:p>
+            <w:pPr>
+              <w:spacing w:after="0"/>
+            </w:pPr>
+            <w:r>
+              <w:rPr>
+                <w:b w:val="0"/>
+                <w:i w:val="0"/>
+                <w:sz w:val="18"/>
+              </w:rPr>
               <w:t>QPAN: Chọn bài hát ca ngợi quê hương, đất nước, hoà bình; liên hệ chủ quyền, quyền chủ quyền biển, đảo Việt Nam và gương dũng cảm cứu hộ, cứu nạn của cán bộ, chiến sĩ.</w:t>
             </w:r>
           </w:p>
@@ -1323,6 +1351,7 @@
                 <w:i w:val="0"/>
                 <w:sz w:val="18"/>
               </w:rPr>
+              <w:t>Năng lực số 1.1 CB2c: HS nêu được đặc điểm nổi bật của “Giới thiệu đàn nhị” nhờ quan sát tư liệu số và nghe bản thu</w:t>
             </w:r>
           </w:p>
         </w:tc>
@@ -1556,6 +1585,7 @@
                 <w:i w:val="0"/>
                 <w:sz w:val="18"/>
               </w:rPr>
+              <w:t>NLS: Năng lực số 1.1 CB2c: HS đọc đúng cao độ “Bài số 2 (nhịp 2/4)” nhờ nghe mẫu từ đàn phím</w:t>
             </w:r>
           </w:p>
         </w:tc>
@@ -1672,6 +1702,7 @@
                 <w:i w:val="0"/>
                 <w:sz w:val="18"/>
               </w:rPr>
+              <w:t>Năng lực số 1.1 CB2c: HS nghe bản thu mẫu, hát đúng cao độ và biết xin mở lại đúng câu mình còn sai</w:t>
             </w:r>
           </w:p>
         </w:tc>
@@ -1788,6 +1819,7 @@
                 <w:i w:val="0"/>
                 <w:sz w:val="18"/>
               </w:rPr>
+              <w:t>Năng lực số 1.2 CB2a: HS chỉ ra được điểm khác giữa đoạn nhạc do máy tạo và đoạn do nghệ sĩ trình bày</w:t>
             </w:r>
           </w:p>
         </w:tc>
@@ -2021,6 +2053,7 @@
                 <w:i w:val="0"/>
                 <w:sz w:val="18"/>
               </w:rPr>
+              <w:t>Năng lực số 1.1 CB2c: HS nghe bản thu mẫu, hát đúng cao độ và biết xin mở lại đúng câu mình còn sai</w:t>
             </w:r>
           </w:p>
         </w:tc>
@@ -2253,6 +2286,7 @@
                 <w:i w:val="0"/>
                 <w:sz w:val="18"/>
               </w:rPr>
+              <w:t>Năng lực số 1.1 CB2c: HS nêu được đặc điểm nổi bật của “Bản Xô-nát Ánh trăng (Beethoven)” nhờ quan sát tư liệu số và nghe bản thu</w:t>
             </w:r>
           </w:p>
         </w:tc>
@@ -2602,6 +2636,7 @@
                 <w:i w:val="0"/>
                 <w:sz w:val="18"/>
               </w:rPr>
+              <w:t>Năng lực số 3.3 CB2a: HS giới thiệu sản phẩm của tổ đúng phép lịch sự, có ghi tên tác giả và xin phép bạn trước khi chia sẻ</w:t>
             </w:r>
           </w:p>
         </w:tc>
@@ -2742,6 +2777,7 @@
                 <w:i w:val="0"/>
                 <w:sz w:val="18"/>
               </w:rPr>
+              <w:t>NLS: Năng lực số 1.1 CB2c: HS đọc đúng cao độ “Bài số 3 (nhịp 3/4)” nhờ nghe mẫu từ đàn phím</w:t>
             </w:r>
           </w:p>
         </w:tc>
@@ -2858,6 +2894,7 @@
                 <w:i w:val="0"/>
                 <w:sz w:val="18"/>
               </w:rPr>
+              <w:t>Năng lực số 1.1 CB2c: HS nêu được đặc điểm nổi bật của “Nhạc sĩ Bùi Đình Thảo” nhờ quan sát tư liệu số và nghe bản thu</w:t>
             </w:r>
           </w:p>
         </w:tc>
@@ -2968,6 +3005,19 @@
               <w:spacing w:after="0"/>
             </w:pPr>
             <w:r/>
+            <w:r>
+              <w:rPr>
+                <w:b w:val="0"/>
+                <w:i w:val="0"/>
+                <w:sz w:val="18"/>
+              </w:rPr>
+              <w:t>Năng lực số 1.1 CB2c: HS nghe bản thu mẫu, hát đúng cao độ và biết xin mở lại đúng câu mình còn sai</w:t>
+            </w:r>
+          </w:p>
+          <w:p>
+            <w:pPr>
+              <w:spacing w:after="0"/>
+            </w:pPr>
             <w:r>
               <w:rPr>
                 <w:b w:val="0"/>
@@ -3221,6 +3271,7 @@
                 <w:i w:val="0"/>
                 <w:sz w:val="18"/>
               </w:rPr>
+              <w:t>Năng lực số 1.1 CB2c: HS nghe bản thu mẫu, hát đúng cao độ và biết xin mở lại đúng câu mình còn sai</w:t>
             </w:r>
           </w:p>
         </w:tc>
@@ -3453,6 +3504,7 @@
                 <w:i w:val="0"/>
                 <w:sz w:val="18"/>
               </w:rPr>
+              <w:t>Năng lực số 1.2 CB2a: HS chỉ ra được điểm khác giữa đoạn nhạc do máy tạo và đoạn do nghệ sĩ trình bày</w:t>
             </w:r>
           </w:p>
         </w:tc>
@@ -3686,6 +3738,7 @@
                 <w:i w:val="0"/>
                 <w:sz w:val="18"/>
               </w:rPr>
+              <w:t>Năng lực số 1.1 CB2c: HS đọc và ghi được kí hiệu về ôn tập các kí hiệu ghi nhạc đã học nhờ đối chiếu hình vẽ trên màn hình với âm thanh nghe được</w:t>
             </w:r>
           </w:p>
         </w:tc>
@@ -3796,6 +3849,19 @@
               <w:spacing w:after="0"/>
             </w:pPr>
             <w:r/>
+            <w:r>
+              <w:rPr>
+                <w:b w:val="0"/>
+                <w:i w:val="0"/>
+                <w:sz w:val="18"/>
+              </w:rPr>
+              <w:t>Năng lực số 1.1 CB2c: HS nghe bản thu mẫu, hát đúng cao độ và biết xin mở lại đúng câu mình còn sai</w:t>
+            </w:r>
+          </w:p>
+          <w:p>
+            <w:pPr>
+              <w:spacing w:after="0"/>
+            </w:pPr>
             <w:r>
               <w:rPr>
                 <w:b w:val="0"/>
@@ -3913,6 +3979,19 @@
               <w:spacing w:after="0"/>
             </w:pPr>
             <w:r/>
+            <w:r>
+              <w:rPr>
+                <w:b w:val="0"/>
+                <w:i w:val="0"/>
+                <w:sz w:val="18"/>
+              </w:rPr>
+              <w:t>Năng lực số 1.2 CB2a: HS chỉ ra được điểm khác giữa đoạn nhạc do máy tạo và đoạn do nghệ sĩ trình bày</w:t>
+            </w:r>
+          </w:p>
+          <w:p>
+            <w:pPr>
+              <w:spacing w:after="0"/>
+            </w:pPr>
             <w:r>
               <w:rPr>
                 <w:b w:val="0"/>
@@ -4153,6 +4232,7 @@
                 <w:i w:val="0"/>
                 <w:sz w:val="18"/>
               </w:rPr>
+              <w:t>Năng lực số 1.1 CB2c: HS nghe bản thu mẫu, hát đúng cao độ và biết xin mở lại đúng câu mình còn sai</w:t>
             </w:r>
           </w:p>
         </w:tc>
@@ -4269,6 +4349,7 @@
                 <w:i w:val="0"/>
                 <w:sz w:val="18"/>
               </w:rPr>
+              <w:t>Năng lực số 1.2 CB2a: HS chỉ ra được điểm khác giữa đoạn nhạc do máy tạo và đoạn do nghệ sĩ trình bày</w:t>
             </w:r>
           </w:p>
         </w:tc>
@@ -4618,6 +4699,7 @@
                 <w:i w:val="0"/>
                 <w:sz w:val="18"/>
               </w:rPr>
+              <w:t>Năng lực số 3.3 CB2a: HS giới thiệu sản phẩm của tổ đúng phép lịch sự, có ghi tên tác giả và xin phép bạn trước khi chia sẻ</w:t>
             </w:r>
           </w:p>
         </w:tc>

--- a/assets/docs/lop5/Am nhac - Lop 5.docx
+++ b/assets/docs/lop5/Am nhac - Lop 5.docx
@@ -988,6 +988,32 @@
                 <w:i w:val="0"/>
                 <w:sz w:val="18"/>
               </w:rPr>
+              <w:t>Sáng tạo tổng kết chủ đề “Khúc ca ngày mới”, HS luyện mẫu tiết tấu đệm cho bài Chim sơn ca; Năng lực số Miền 2 (Cơ bản, bậc 2): Cả lớp nghe lại bản quay và nhận xét theo tiêu chí chiếu sẵn: gõ đúng mẫu tiết tấu, đều phách, hoà với giọng hát</w:t>
+            </w:r>
+          </w:p>
+          <w:p>
+            <w:pPr>
+              <w:spacing w:after="0"/>
+            </w:pPr>
+            <w:r>
+              <w:rPr>
+                <w:b w:val="0"/>
+                <w:i w:val="0"/>
+                <w:sz w:val="18"/>
+              </w:rPr>
+              <w:t>NLS: Năng lực số Miền 3 (Cơ bản, bậc 2): Ở tiết nhạc cụ và Vận dụng</w:t>
+            </w:r>
+          </w:p>
+          <w:p>
+            <w:pPr>
+              <w:spacing w:after="0"/>
+            </w:pPr>
+            <w:r>
+              <w:rPr>
+                <w:b w:val="0"/>
+                <w:i w:val="0"/>
+                <w:sz w:val="18"/>
+              </w:rPr>
               <w:t>KNS: KN tự tin biểu diễn trước tập thể và phối hợp cùng nhóm.</w:t>
             </w:r>
           </w:p>
@@ -1235,6 +1261,7 @@
                 <w:i w:val="0"/>
                 <w:sz w:val="18"/>
               </w:rPr>
+              <w:t>Năng lực số Miền 1 (Cơ bản, bậc 2): HS nghe bản thu bài Lí đất giồng từ học liệu số, nhìn lời và mẫu gõ đệm trên màn hình để ôn đúng nhịp trước khi tập với nhạc cụ</w:t>
             </w:r>
           </w:p>
         </w:tc>
@@ -1462,6 +1489,19 @@
               <w:spacing w:after="0"/>
             </w:pPr>
             <w:r/>
+            <w:r>
+              <w:rPr>
+                <w:b w:val="0"/>
+                <w:i w:val="0"/>
+                <w:sz w:val="18"/>
+              </w:rPr>
+              <w:t>Năng lực số Miền 1 (Cơ bản, bậc 2): Ở tiết tổng kết chủ đề “Giai điệu quê hương”, GV mở bản thu bài Lí đất giồng cùng một vài điệu lí khác của Nam Bộ; HS nghe; Năng lực số Miền 3 (Cơ bản, bậc 2): Các nhóm dàn dựng tiết mục hát kết hợp gõ đệm và vận động; GV quay lại rồi chiếu chậm đoạn gõ đệm để mỗi nhóm nhìn thấy tay mình vào phách sớm hay…</w:t>
+            </w:r>
+          </w:p>
+          <w:p>
+            <w:pPr>
+              <w:spacing w:after="0"/>
+            </w:pPr>
             <w:r>
               <w:rPr>
                 <w:b w:val="0"/>
@@ -1936,6 +1976,32 @@
                 <w:i w:val="0"/>
                 <w:sz w:val="18"/>
               </w:rPr>
+              <w:t>Năng lực số Miền 1 (Cơ bản, bậc 2): Ở tiết tổng kết chủ đề “Bay vào tương lai”, GV mở bản thu các bài đã học và chiếu mẫu tiết tấu nhịp hai bốn phóng to; HS nghe; GV quay lại rồi chiếu chậm đoạn gõ để mỗi nhóm nhìn thấy tay mình vào phách sớm hay muộn</w:t>
+            </w:r>
+          </w:p>
+          <w:p>
+            <w:pPr>
+              <w:spacing w:after="0"/>
+            </w:pPr>
+            <w:r>
+              <w:rPr>
+                <w:b w:val="0"/>
+                <w:i w:val="0"/>
+                <w:sz w:val="18"/>
+              </w:rPr>
+              <w:t>NLS: Năng lực số Miền 3 (Cơ bản, bậc 2): Các nhóm dàn dựng tiết mục hát kết hợp gõ đệm</w:t>
+            </w:r>
+          </w:p>
+          <w:p>
+            <w:pPr>
+              <w:spacing w:after="0"/>
+            </w:pPr>
+            <w:r>
+              <w:rPr>
+                <w:b w:val="0"/>
+                <w:i w:val="0"/>
+                <w:sz w:val="18"/>
+              </w:rPr>
               <w:t>KNS: KN tự tin biểu diễn trước tập thể và phối hợp cùng nhóm.</w:t>
             </w:r>
           </w:p>
@@ -2170,6 +2236,7 @@
                 <w:i w:val="0"/>
                 <w:sz w:val="18"/>
               </w:rPr>
+              <w:t>Năng lực số Miền 1 (Cơ bản, bậc 2): HS xem video mẫu thể hiện tiết tấu và giai điệu bằng nhạc cụ trên màn hình, nhận ra chỗ mình gõ chưa đúng rồi tập lại theo mẫu</w:t>
             </w:r>
           </w:p>
         </w:tc>
@@ -2397,6 +2464,32 @@
               <w:spacing w:after="0"/>
             </w:pPr>
             <w:r/>
+            <w:r>
+              <w:rPr>
+                <w:b w:val="0"/>
+                <w:i w:val="0"/>
+                <w:sz w:val="18"/>
+              </w:rPr>
+              <w:t>Năng lực số Miền 1 (Cơ bản, bậc 2): Ở phần tổng kết chủ đề “Chào mùa xuân đến”, GV mở bản thu Xô-nát Ánh trăng từ học liệu số, chiếu kèm vài dòng giới thiệu về tác phẩm; đệm nhạc cụ; vận động của từng nhóm rồi chiếu lên tivi</w:t>
+            </w:r>
+          </w:p>
+          <w:p>
+            <w:pPr>
+              <w:spacing w:after="0"/>
+            </w:pPr>
+            <w:r>
+              <w:rPr>
+                <w:b w:val="0"/>
+                <w:i w:val="0"/>
+                <w:sz w:val="18"/>
+              </w:rPr>
+              <w:t>NLS: Năng lực số Miền 3 (Cơ bản, bậc 2): Ở phần Luyện tập, GV quay tiết mục tổng hợp hát</w:t>
+            </w:r>
+          </w:p>
+          <w:p>
+            <w:pPr>
+              <w:spacing w:after="0"/>
+            </w:pPr>
             <w:r>
               <w:rPr>
                 <w:b w:val="0"/>
@@ -3141,7 +3234,7 @@
                 <w:i w:val="0"/>
                 <w:sz w:val="18"/>
               </w:rPr>
-              <w:t>QPAN: Cho HS nghe/hát bài hát về biển, đảo quê hương; qua đó giới thiệu chủ quyền, quyền chủ quyền biển, đảo Việt Nam và gương dũng cảm cứu hộ, cứu nạn của cán bộ, chiến sĩ.</w:t>
+              <w:t>Năng lực số Miền 1 (Cơ bản, bậc 2): Ở phần Khám phá tổng kết chủ đề “Thiên nhiên tươi đẹp”, GV chiếu mẫu tiết tấu nhịp ba bốn lên màn hình và mở bản đệm mẫu cho bài Em đi giữa biển…; Sáng tạo, GV ghi âm phần hoà tấu của từng nhóm rồi mở lại cho cả lớp nghe</w:t>
             </w:r>
           </w:p>
           <w:p>
@@ -3154,7 +3247,20 @@
                 <w:i w:val="0"/>
                 <w:sz w:val="18"/>
               </w:rPr>
-              <w:t>KNS: KN tự tin biểu diễn trước tập thể và phối hợp cùng nhóm.</w:t>
+              <w:t>NLS: Năng lực số Miền 3 (Cơ bản, bậc 2): Ở phần Vận dụng</w:t>
+            </w:r>
+          </w:p>
+          <w:p>
+            <w:pPr>
+              <w:spacing w:after="0"/>
+            </w:pPr>
+            <w:r>
+              <w:rPr>
+                <w:b w:val="0"/>
+                <w:i w:val="0"/>
+                <w:sz w:val="18"/>
+              </w:rPr>
+              <w:t>QPAN: Cho HS nghe/hát bài hát về biển, đảo quê hương; qua đó giới thiệu chủ quyền, quyền chủ quyền biển, đảo Việt Nam và gương dũng cảm cứu hộ, cứu nạn của cán bộ, chiến sĩ.</w:t>
             </w:r>
           </w:p>
         </w:tc>
@@ -3388,6 +3494,7 @@
                 <w:i w:val="0"/>
                 <w:sz w:val="18"/>
               </w:rPr>
+              <w:t>Năng lực số Miền 3 (Cơ bản, bậc 2): HS được GV ghi hình phần gõ đệm bài Tuổi hồng ơi của nhóm, xem lại trên tivi để chỉnh chỗ chưa khớp nhịp trước khi biểu diễn</w:t>
             </w:r>
           </w:p>
         </w:tc>
@@ -3615,6 +3722,32 @@
               <w:spacing w:after="0"/>
             </w:pPr>
             <w:r/>
+            <w:r>
+              <w:rPr>
+                <w:b w:val="0"/>
+                <w:i w:val="0"/>
+                <w:sz w:val="18"/>
+              </w:rPr>
+              <w:t>Năng lực số Miền 1 (Cơ bản, bậc 2): Ở phần Khởi động tổng kết chủ đề “Ước mơ tuổi thơ”, GV mở bản thu bài Tuổi hồng ơi từ học liệu số và chiếu lời lên màn hình; Sáng tạo, GV quay tiết mục tổng hợp của từng nhóm rồi chiếu lên tivi; các nhóm tự xem lại để chỉnh chỗ vào nhạc chưa khớp</w:t>
+            </w:r>
+          </w:p>
+          <w:p>
+            <w:pPr>
+              <w:spacing w:after="0"/>
+            </w:pPr>
+            <w:r>
+              <w:rPr>
+                <w:b w:val="0"/>
+                <w:i w:val="0"/>
+                <w:sz w:val="18"/>
+              </w:rPr>
+              <w:t>NLS: Năng lực số Miền 3 (Cơ bản, bậc 2): Ở phần Vận dụng</w:t>
+            </w:r>
+          </w:p>
+          <w:p>
+            <w:pPr>
+              <w:spacing w:after="0"/>
+            </w:pPr>
             <w:r>
               <w:rPr>
                 <w:b w:val="0"/>
@@ -4115,6 +4248,32 @@
                 <w:i w:val="0"/>
                 <w:sz w:val="18"/>
               </w:rPr>
+              <w:t>Năng lực số Miền 1 (Cơ bản, bậc 2): Ở phần Khởi động tổng kết chủ đề “Âm nhạc nước ngoài”, GV mở bản thu bài Đất nước tươi đẹp sao từ học liệu số và chiếu lời cùng tên nước lên màn…; Sáng tạo, GV quay tiết mục của từng nhóm rồi chiếu lên tivi; các nhóm tự xem lại để chỉnh chỗ vào nhạc chưa khớp</w:t>
+            </w:r>
+          </w:p>
+          <w:p>
+            <w:pPr>
+              <w:spacing w:after="0"/>
+            </w:pPr>
+            <w:r>
+              <w:rPr>
+                <w:b w:val="0"/>
+                <w:i w:val="0"/>
+                <w:sz w:val="18"/>
+              </w:rPr>
+              <w:t>NLS: Năng lực số Miền 3 (Cơ bản, bậc 2): Ở phần Vận dụng</w:t>
+            </w:r>
+          </w:p>
+          <w:p>
+            <w:pPr>
+              <w:spacing w:after="0"/>
+            </w:pPr>
+            <w:r>
+              <w:rPr>
+                <w:b w:val="0"/>
+                <w:i w:val="0"/>
+                <w:sz w:val="18"/>
+              </w:rPr>
               <w:t>KNS: KN tự tin biểu diễn trước tập thể và phối hợp cùng nhóm.</w:t>
             </w:r>
           </w:p>
@@ -4460,6 +4619,32 @@
               <w:spacing w:after="0"/>
             </w:pPr>
             <w:r/>
+            <w:r>
+              <w:rPr>
+                <w:b w:val="0"/>
+                <w:i w:val="0"/>
+                <w:sz w:val="18"/>
+              </w:rPr>
+              <w:t>Năng lực số Miền 1 (Cơ bản, bậc 2): Ở phần Khởi động tổng kết chủ đề “Khúc ca hè về”, GV mở bản thu bài hát từ học liệu số và chiếu lời lên màn hình; Sáng tạo, GV quay tiết mục của từng nhóm rồi chiếu lên tivi; các nhóm tự xem lại để chỉnh chỗ vào nhạc chưa khớp</w:t>
+            </w:r>
+          </w:p>
+          <w:p>
+            <w:pPr>
+              <w:spacing w:after="0"/>
+            </w:pPr>
+            <w:r>
+              <w:rPr>
+                <w:b w:val="0"/>
+                <w:i w:val="0"/>
+                <w:sz w:val="18"/>
+              </w:rPr>
+              <w:t>NLS: Năng lực số Miền 3 (Cơ bản, bậc 2): Ở phần Vận dụng</w:t>
+            </w:r>
+          </w:p>
+          <w:p>
+            <w:pPr>
+              <w:spacing w:after="0"/>
+            </w:pPr>
             <w:r>
               <w:rPr>
                 <w:b w:val="0"/>

--- a/assets/docs/lop5/Am nhac - Lop 5.docx
+++ b/assets/docs/lop5/Am nhac - Lop 5.docx
@@ -988,20 +988,7 @@
                 <w:i w:val="0"/>
                 <w:sz w:val="18"/>
               </w:rPr>
-              <w:t>Sáng tạo tổng kết chủ đề “Khúc ca ngày mới”, HS luyện mẫu tiết tấu đệm cho bài Chim sơn ca; Năng lực số Miền 2 (Cơ bản, bậc 2): Cả lớp nghe lại bản quay và nhận xét theo tiêu chí chiếu sẵn: gõ đúng mẫu tiết tấu, đều phách, hoà với giọng hát</w:t>
-            </w:r>
-          </w:p>
-          <w:p>
-            <w:pPr>
-              <w:spacing w:after="0"/>
-            </w:pPr>
-            <w:r>
-              <w:rPr>
-                <w:b w:val="0"/>
-                <w:i w:val="0"/>
-                <w:sz w:val="18"/>
-              </w:rPr>
-              <w:t>NLS: Năng lực số Miền 3 (Cơ bản, bậc 2): Ở tiết nhạc cụ và Vận dụng</w:t>
+              <w:t>Năng lực số Miền 3 (Cơ bản, bậc 2): Ở tiết nhạc cụ và Vận dụng – Sáng tạo tổng kết chủ đề “Khúc ca ngày mới”, HS luyện mẫu tiết tấu đệm cho bài Chim sơn ca; Năng lực số Miền 2 (Cơ bản, bậc 2): Cả lớp nghe lại bản quay và nhận xét theo tiêu chí chiếu sẵn: gõ đúng mẫu tiết tấu, đều phách, hoà với giọng hát</w:t>
             </w:r>
           </w:p>
           <w:p>
@@ -2470,20 +2457,7 @@
                 <w:i w:val="0"/>
                 <w:sz w:val="18"/>
               </w:rPr>
-              <w:t>Năng lực số Miền 1 (Cơ bản, bậc 2): Ở phần tổng kết chủ đề “Chào mùa xuân đến”, GV mở bản thu Xô-nát Ánh trăng từ học liệu số, chiếu kèm vài dòng giới thiệu về tác phẩm; đệm nhạc cụ; vận động của từng nhóm rồi chiếu lên tivi</w:t>
-            </w:r>
-          </w:p>
-          <w:p>
-            <w:pPr>
-              <w:spacing w:after="0"/>
-            </w:pPr>
-            <w:r>
-              <w:rPr>
-                <w:b w:val="0"/>
-                <w:i w:val="0"/>
-                <w:sz w:val="18"/>
-              </w:rPr>
-              <w:t>NLS: Năng lực số Miền 3 (Cơ bản, bậc 2): Ở phần Luyện tập, GV quay tiết mục tổng hợp hát</w:t>
+              <w:t>Năng lực số Miền 1 (Cơ bản, bậc 2): Ở phần tổng kết chủ đề “Chào mùa xuân đến”, GV mở bản thu Xô-nát Ánh trăng từ học liệu số, chiếu kèm vài dòng giới thiệu về tác phẩm; Năng lực số Miền 3 (Cơ bản, bậc 2): Ở phần Luyện tập, GV quay tiết mục tổng hợp hát – đệm nhạc cụ – vận động của từng nhóm rồi chiếu lên tivi</w:t>
             </w:r>
           </w:p>
           <w:p>
@@ -3234,20 +3208,7 @@
                 <w:i w:val="0"/>
                 <w:sz w:val="18"/>
               </w:rPr>
-              <w:t>Năng lực số Miền 1 (Cơ bản, bậc 2): Ở phần Khám phá tổng kết chủ đề “Thiên nhiên tươi đẹp”, GV chiếu mẫu tiết tấu nhịp ba bốn lên màn hình và mở bản đệm mẫu cho bài Em đi giữa biển…; Sáng tạo, GV ghi âm phần hoà tấu của từng nhóm rồi mở lại cho cả lớp nghe</w:t>
-            </w:r>
-          </w:p>
-          <w:p>
-            <w:pPr>
-              <w:spacing w:after="0"/>
-            </w:pPr>
-            <w:r>
-              <w:rPr>
-                <w:b w:val="0"/>
-                <w:i w:val="0"/>
-                <w:sz w:val="18"/>
-              </w:rPr>
-              <w:t>NLS: Năng lực số Miền 3 (Cơ bản, bậc 2): Ở phần Vận dụng</w:t>
+              <w:t>Năng lực số Miền 1 (Cơ bản, bậc 2): Ở phần Khám phá tổng kết chủ đề “Thiên nhiên tươi đẹp”, GV chiếu mẫu tiết tấu nhịp ba bốn lên màn hình và mở bản đệm mẫu cho bài Em đi giữa biển…; Năng lực số Miền 3 (Cơ bản, bậc 2): Ở phần Vận dụng – Sáng tạo, GV ghi âm phần hoà tấu của từng nhóm rồi mở lại cho cả lớp nghe</w:t>
             </w:r>
           </w:p>
           <w:p>
@@ -3728,20 +3689,7 @@
                 <w:i w:val="0"/>
                 <w:sz w:val="18"/>
               </w:rPr>
-              <w:t>Năng lực số Miền 1 (Cơ bản, bậc 2): Ở phần Khởi động tổng kết chủ đề “Ước mơ tuổi thơ”, GV mở bản thu bài Tuổi hồng ơi từ học liệu số và chiếu lời lên màn hình; Sáng tạo, GV quay tiết mục tổng hợp của từng nhóm rồi chiếu lên tivi; các nhóm tự xem lại để chỉnh chỗ vào nhạc chưa khớp</w:t>
-            </w:r>
-          </w:p>
-          <w:p>
-            <w:pPr>
-              <w:spacing w:after="0"/>
-            </w:pPr>
-            <w:r>
-              <w:rPr>
-                <w:b w:val="0"/>
-                <w:i w:val="0"/>
-                <w:sz w:val="18"/>
-              </w:rPr>
-              <w:t>NLS: Năng lực số Miền 3 (Cơ bản, bậc 2): Ở phần Vận dụng</w:t>
+              <w:t>Năng lực số Miền 1 (Cơ bản, bậc 2): Ở phần Khởi động tổng kết chủ đề “Ước mơ tuổi thơ”, GV mở bản thu bài Tuổi hồng ơi từ học liệu số và chiếu lời lên màn hình; Năng lực số Miền 3 (Cơ bản, bậc 2): Ở phần Vận dụng – Sáng tạo, GV quay tiết mục tổng hợp của từng nhóm rồi chiếu lên tivi; các nhóm tự xem lại để chỉnh chỗ vào nhạc chưa khớp</w:t>
             </w:r>
           </w:p>
           <w:p>
@@ -4248,20 +4196,7 @@
                 <w:i w:val="0"/>
                 <w:sz w:val="18"/>
               </w:rPr>
-              <w:t>Năng lực số Miền 1 (Cơ bản, bậc 2): Ở phần Khởi động tổng kết chủ đề “Âm nhạc nước ngoài”, GV mở bản thu bài Đất nước tươi đẹp sao từ học liệu số và chiếu lời cùng tên nước lên màn…; Sáng tạo, GV quay tiết mục của từng nhóm rồi chiếu lên tivi; các nhóm tự xem lại để chỉnh chỗ vào nhạc chưa khớp</w:t>
-            </w:r>
-          </w:p>
-          <w:p>
-            <w:pPr>
-              <w:spacing w:after="0"/>
-            </w:pPr>
-            <w:r>
-              <w:rPr>
-                <w:b w:val="0"/>
-                <w:i w:val="0"/>
-                <w:sz w:val="18"/>
-              </w:rPr>
-              <w:t>NLS: Năng lực số Miền 3 (Cơ bản, bậc 2): Ở phần Vận dụng</w:t>
+              <w:t>Năng lực số Miền 1 (Cơ bản, bậc 2): Ở phần Khởi động tổng kết chủ đề “Âm nhạc nước ngoài”, GV mở bản thu bài Đất nước tươi đẹp sao từ học liệu số và chiếu lời cùng tên nước lên màn…; Năng lực số Miền 3 (Cơ bản, bậc 2): Ở phần Vận dụng – Sáng tạo, GV quay tiết mục của từng nhóm rồi chiếu lên tivi; các nhóm tự xem lại để chỉnh chỗ vào nhạc chưa khớp</w:t>
             </w:r>
           </w:p>
           <w:p>
@@ -4625,20 +4560,7 @@
                 <w:i w:val="0"/>
                 <w:sz w:val="18"/>
               </w:rPr>
-              <w:t>Năng lực số Miền 1 (Cơ bản, bậc 2): Ở phần Khởi động tổng kết chủ đề “Khúc ca hè về”, GV mở bản thu bài hát từ học liệu số và chiếu lời lên màn hình; Sáng tạo, GV quay tiết mục của từng nhóm rồi chiếu lên tivi; các nhóm tự xem lại để chỉnh chỗ vào nhạc chưa khớp</w:t>
-            </w:r>
-          </w:p>
-          <w:p>
-            <w:pPr>
-              <w:spacing w:after="0"/>
-            </w:pPr>
-            <w:r>
-              <w:rPr>
-                <w:b w:val="0"/>
-                <w:i w:val="0"/>
-                <w:sz w:val="18"/>
-              </w:rPr>
-              <w:t>NLS: Năng lực số Miền 3 (Cơ bản, bậc 2): Ở phần Vận dụng</w:t>
+              <w:t>Năng lực số Miền 1 (Cơ bản, bậc 2): Ở phần Khởi động tổng kết chủ đề “Khúc ca hè về”, GV mở bản thu bài hát từ học liệu số và chiếu lời lên màn hình; Năng lực số Miền 3 (Cơ bản, bậc 2): Ở phần Vận dụng – Sáng tạo, GV quay tiết mục của từng nhóm rồi chiếu lên tivi; các nhóm tự xem lại để chỉnh chỗ vào nhạc chưa khớp</w:t>
             </w:r>
           </w:p>
           <w:p>

--- a/assets/docs/lop5/Am nhac - Lop 5.docx
+++ b/assets/docs/lop5/Am nhac - Lop 5.docx
@@ -566,7 +566,7 @@
                 <w:i w:val="0"/>
                 <w:sz w:val="20"/>
               </w:rPr>
-              <w:t>Chủ đề 1: KHÚC CA NGÀY MỚI</w:t>
+              <w:t>Chủ đề 1: Khúc ca ngày mới</w:t>
             </w:r>
           </w:p>
         </w:tc>
@@ -683,7 +683,7 @@
                 <w:i w:val="0"/>
                 <w:sz w:val="20"/>
               </w:rPr>
-              <w:t>Chủ đề 1: KHÚC CA NGÀY MỚI</w:t>
+              <w:t>Chủ đề 1: Khúc ca ngày mới</w:t>
             </w:r>
           </w:p>
         </w:tc>
@@ -800,7 +800,7 @@
                 <w:i w:val="0"/>
                 <w:sz w:val="20"/>
               </w:rPr>
-              <w:t>Chủ đề 1: KHÚC CA NGÀY MỚI</w:t>
+              <w:t>Chủ đề 1: Khúc ca ngày mới</w:t>
             </w:r>
           </w:p>
         </w:tc>
@@ -930,7 +930,7 @@
                 <w:i w:val="0"/>
                 <w:sz w:val="20"/>
               </w:rPr>
-              <w:t>Chủ đề 1: KHÚC CA NGÀY MỚI</w:t>
+              <w:t>Chủ đề 1: Khúc ca ngày mới</w:t>
             </w:r>
           </w:p>
         </w:tc>
@@ -1060,7 +1060,7 @@
                 <w:i w:val="0"/>
                 <w:sz w:val="20"/>
               </w:rPr>
-              <w:t>Chủ đề 2: GIAI ĐIỆU QUÊ HƯƠNG</w:t>
+              <w:t>Chủ đề 2: Giai điệu quê hương</w:t>
             </w:r>
           </w:p>
         </w:tc>
@@ -1190,7 +1190,7 @@
                 <w:i w:val="0"/>
                 <w:sz w:val="20"/>
               </w:rPr>
-              <w:t>Chủ đề 2: GIAI ĐIỆU QUÊ HƯƠNG</w:t>
+              <w:t>Chủ đề 2: Giai điệu quê hương</w:t>
             </w:r>
           </w:p>
         </w:tc>
@@ -1307,7 +1307,7 @@
                 <w:i w:val="0"/>
                 <w:sz w:val="20"/>
               </w:rPr>
-              <w:t>Chủ đề 2: GIAI ĐIỆU QUÊ HƯƠNG</w:t>
+              <w:t>Chủ đề 2: Giai điệu quê hương</w:t>
             </w:r>
           </w:p>
         </w:tc>
@@ -1424,7 +1424,7 @@
                 <w:i w:val="0"/>
                 <w:sz w:val="20"/>
               </w:rPr>
-              <w:t>Chủ đề 2: GIAI ĐIỆU QUÊ HƯƠNG</w:t>
+              <w:t>Chủ đề 2: Giai điệu quê hương</w:t>
             </w:r>
           </w:p>
         </w:tc>
@@ -1554,7 +1554,7 @@
                 <w:i w:val="0"/>
                 <w:sz w:val="20"/>
               </w:rPr>
-              <w:t>Chủ đề 3: BAY VÀO TƯƠNG LAI</w:t>
+              <w:t>Chủ đề 3: Bay vào tương lai</w:t>
             </w:r>
           </w:p>
         </w:tc>
@@ -1671,7 +1671,7 @@
                 <w:i w:val="0"/>
                 <w:sz w:val="20"/>
               </w:rPr>
-              <w:t>Chủ đề 3: BAY VÀO TƯƠNG LAI</w:t>
+              <w:t>Chủ đề 3: Bay vào tương lai</w:t>
             </w:r>
           </w:p>
         </w:tc>
@@ -1788,7 +1788,7 @@
                 <w:i w:val="0"/>
                 <w:sz w:val="20"/>
               </w:rPr>
-              <w:t>Chủ đề 3: BAY VÀO TƯƠNG LAI</w:t>
+              <w:t>Chủ đề 3: Bay vào tương lai</w:t>
             </w:r>
           </w:p>
         </w:tc>
@@ -1905,7 +1905,7 @@
                 <w:i w:val="0"/>
                 <w:sz w:val="20"/>
               </w:rPr>
-              <w:t>Chủ đề 3: BAY VÀO TƯƠNG LAI</w:t>
+              <w:t>Chủ đề 3: Bay vào tương lai</w:t>
             </w:r>
           </w:p>
         </w:tc>
@@ -2048,7 +2048,7 @@
                 <w:i w:val="0"/>
                 <w:sz w:val="20"/>
               </w:rPr>
-              <w:t>Chủ đề 4: CHÀO MÙA XUÂN ĐẾN</w:t>
+              <w:t>Chủ đề 4: Chào mùa xuân đến</w:t>
             </w:r>
           </w:p>
         </w:tc>
@@ -2165,7 +2165,7 @@
                 <w:i w:val="0"/>
                 <w:sz w:val="20"/>
               </w:rPr>
-              <w:t>Chủ đề 4: CHÀO MÙA XUÂN ĐẾN</w:t>
+              <w:t>Chủ đề 4: Chào mùa xuân đến</w:t>
             </w:r>
           </w:p>
         </w:tc>
@@ -2282,7 +2282,7 @@
                 <w:i w:val="0"/>
                 <w:sz w:val="20"/>
               </w:rPr>
-              <w:t>Chủ đề 4: CHÀO MÙA XUÂN ĐẾN</w:t>
+              <w:t>Chủ đề 4: Chào mùa xuân đến</w:t>
             </w:r>
           </w:p>
         </w:tc>
@@ -2399,7 +2399,7 @@
                 <w:i w:val="0"/>
                 <w:sz w:val="20"/>
               </w:rPr>
-              <w:t>Chủ đề 4: CHÀO MÙA XUÂN ĐẾN</w:t>
+              <w:t>Chủ đề 4: Chào mùa xuân đến</w:t>
             </w:r>
           </w:p>
         </w:tc>
@@ -2786,7 +2786,7 @@
                 <w:i w:val="0"/>
                 <w:sz w:val="20"/>
               </w:rPr>
-              <w:t>Chủ đề 5: THIÊN NHIÊN TƯƠI ĐẸP</w:t>
+              <w:t>Chủ đề 5: Thiên nhiên tươi đẹp</w:t>
             </w:r>
           </w:p>
         </w:tc>
@@ -2903,7 +2903,7 @@
                 <w:i w:val="0"/>
                 <w:sz w:val="20"/>
               </w:rPr>
-              <w:t>Chủ đề 5: THIÊN NHIÊN TƯƠI ĐẸP</w:t>
+              <w:t>Chủ đề 5: Thiên nhiên tươi đẹp</w:t>
             </w:r>
           </w:p>
         </w:tc>
@@ -3020,7 +3020,7 @@
                 <w:i w:val="0"/>
                 <w:sz w:val="20"/>
               </w:rPr>
-              <w:t>Chủ đề 5: THIÊN NHIÊN TƯƠI ĐẸP</w:t>
+              <w:t>Chủ đề 5: Thiên nhiên tươi đẹp</w:t>
             </w:r>
           </w:p>
         </w:tc>
@@ -3150,7 +3150,7 @@
                 <w:i w:val="0"/>
                 <w:sz w:val="20"/>
               </w:rPr>
-              <w:t>Chủ đề 5: THIÊN NHIÊN TƯƠI ĐẸP</w:t>
+              <w:t>Chủ đề 5: Thiên nhiên tươi đẹp</w:t>
             </w:r>
           </w:p>
         </w:tc>
@@ -3280,7 +3280,7 @@
                 <w:i w:val="0"/>
                 <w:sz w:val="20"/>
               </w:rPr>
-              <w:t>Chủ đề 6: ƯỚC MƠ TUỔI THƠ</w:t>
+              <w:t>Chủ đề 6: Ước mơ tuổi thơ</w:t>
             </w:r>
           </w:p>
         </w:tc>
@@ -3397,7 +3397,7 @@
                 <w:i w:val="0"/>
                 <w:sz w:val="20"/>
               </w:rPr>
-              <w:t>Chủ đề 6: ƯỚC MƠ TUỔI THƠ</w:t>
+              <w:t>Chủ đề 6: Ước mơ tuổi thơ</w:t>
             </w:r>
           </w:p>
         </w:tc>
@@ -3514,7 +3514,7 @@
                 <w:i w:val="0"/>
                 <w:sz w:val="20"/>
               </w:rPr>
-              <w:t>Chủ đề 6: ƯỚC MƠ TUỔI THƠ</w:t>
+              <w:t>Chủ đề 6: Ước mơ tuổi thơ</w:t>
             </w:r>
           </w:p>
         </w:tc>
@@ -3631,7 +3631,7 @@
                 <w:i w:val="0"/>
                 <w:sz w:val="20"/>
               </w:rPr>
-              <w:t>Chủ đề 6: ƯỚC MƠ TUỔI THƠ</w:t>
+              <w:t>Chủ đề 6: Ước mơ tuổi thơ</w:t>
             </w:r>
           </w:p>
         </w:tc>
@@ -3761,7 +3761,7 @@
                 <w:i w:val="0"/>
                 <w:sz w:val="20"/>
               </w:rPr>
-              <w:t>Chủ đề 7: ÂM NHẠC NƯỚC NGOÀI</w:t>
+              <w:t>Chủ đề 7: Âm nhạc nước ngoài</w:t>
             </w:r>
           </w:p>
         </w:tc>
@@ -3878,7 +3878,7 @@
                 <w:i w:val="0"/>
                 <w:sz w:val="20"/>
               </w:rPr>
-              <w:t>Chủ đề 7: ÂM NHẠC NƯỚC NGOÀI</w:t>
+              <w:t>Chủ đề 7: Âm nhạc nước ngoài</w:t>
             </w:r>
           </w:p>
         </w:tc>
@@ -4008,7 +4008,7 @@
                 <w:i w:val="0"/>
                 <w:sz w:val="20"/>
               </w:rPr>
-              <w:t>Chủ đề 7: ÂM NHẠC NƯỚC NGOÀI</w:t>
+              <w:t>Chủ đề 7: Âm nhạc nước ngoài</w:t>
             </w:r>
           </w:p>
         </w:tc>
@@ -4138,7 +4138,7 @@
                 <w:i w:val="0"/>
                 <w:sz w:val="20"/>
               </w:rPr>
-              <w:t>Chủ đề 7: ÂM NHẠC NƯỚC NGOÀI</w:t>
+              <w:t>Chủ đề 7: Âm nhạc nước ngoài</w:t>
             </w:r>
           </w:p>
         </w:tc>
@@ -4268,7 +4268,7 @@
                 <w:i w:val="0"/>
                 <w:sz w:val="20"/>
               </w:rPr>
-              <w:t>Chủ đề 8: KHÚC CA HÈ VỀ</w:t>
+              <w:t>Chủ đề 8: Khúc ca hè về</w:t>
             </w:r>
           </w:p>
         </w:tc>
@@ -4385,7 +4385,7 @@
                 <w:i w:val="0"/>
                 <w:sz w:val="20"/>
               </w:rPr>
-              <w:t>Chủ đề 8: KHÚC CA HÈ VỀ</w:t>
+              <w:t>Chủ đề 8: Khúc ca hè về</w:t>
             </w:r>
           </w:p>
         </w:tc>
@@ -4502,7 +4502,7 @@
                 <w:i w:val="0"/>
                 <w:sz w:val="20"/>
               </w:rPr>
-              <w:t>Chủ đề 8: KHÚC CA HÈ VỀ</w:t>
+              <w:t>Chủ đề 8: Khúc ca hè về</w:t>
             </w:r>
           </w:p>
         </w:tc>
